--- a/docs/论文类/正文/论文正文-V3.3期刊版.docx
+++ b/docs/论文类/正文/论文正文-V3.3期刊版.docx
@@ -4,42 +4,32 @@
   <w:body>
     <w:p>
       <w:pPr>
+        <w:pStyle w:val="23"/>
+        <w:jc w:val="center"/>
+        <w:rPr>
+          <w:rFonts w:hint="eastAsia" w:ascii="微软雅黑" w:hAnsi="微软雅黑" w:eastAsia="微软雅黑" w:cs="微软雅黑"/>
+          <w:b/>
+          <w:sz w:val="32"/>
+        </w:rPr>
+      </w:pPr>
+      <w:r>
+        <w:rPr>
+          <w:rFonts w:hint="eastAsia" w:ascii="微软雅黑" w:hAnsi="微软雅黑" w:eastAsia="微软雅黑" w:cs="微软雅黑"/>
+          <w:b/>
+          <w:sz w:val="32"/>
+        </w:rPr>
+        <w:t>面向地产项目团队的信息协同型AI智能体架构设计与实践</w:t>
+      </w:r>
+    </w:p>
+    <w:bookmarkEnd w:id="0"/>
+    <w:p>
+      <w:pPr>
         <w:pStyle w:val="4"/>
         <w:rPr>
           <w:rFonts w:hint="eastAsia" w:ascii="微软雅黑" w:hAnsi="微软雅黑" w:eastAsia="微软雅黑" w:cs="微软雅黑"/>
         </w:rPr>
       </w:pPr>
-      <w:bookmarkStart w:id="0" w:name="题目"/>
-      <w:r>
-        <w:rPr>
-          <w:rFonts w:hint="eastAsia" w:ascii="微软雅黑" w:hAnsi="微软雅黑" w:eastAsia="微软雅黑" w:cs="微软雅黑"/>
-        </w:rPr>
-        <w:t>题目</w:t>
-      </w:r>
-    </w:p>
-    <w:p>
-      <w:pPr>
-        <w:pStyle w:val="23"/>
-        <w:rPr>
-          <w:rFonts w:hint="eastAsia" w:ascii="微软雅黑" w:hAnsi="微软雅黑" w:eastAsia="微软雅黑" w:cs="微软雅黑"/>
-        </w:rPr>
-      </w:pPr>
-      <w:r>
-        <w:rPr>
-          <w:rFonts w:hint="eastAsia" w:ascii="微软雅黑" w:hAnsi="微软雅黑" w:eastAsia="微软雅黑" w:cs="微软雅黑"/>
-        </w:rPr>
-        <w:t>面向地产项目团队的信息协同型AI智能体架构设计与实践</w:t>
-      </w:r>
-    </w:p>
-    <w:bookmarkEnd w:id="0"/>
-    <w:p>
-      <w:pPr>
-        <w:pStyle w:val="4"/>
-        <w:rPr>
-          <w:rFonts w:hint="eastAsia" w:ascii="微软雅黑" w:hAnsi="微软雅黑" w:eastAsia="微软雅黑" w:cs="微软雅黑"/>
-        </w:rPr>
-      </w:pPr>
-      <w:bookmarkStart w:id="1" w:name="摘要"/>
+      <w:bookmarkStart w:name="摘要" w:id="1"/>
       <w:r>
         <w:rPr>
           <w:rFonts w:hint="eastAsia" w:ascii="微软雅黑" w:hAnsi="微软雅黑" w:eastAsia="微软雅黑" w:cs="微软雅黑"/>
@@ -94,7 +84,7 @@
           <w:rFonts w:hint="eastAsia" w:ascii="微软雅黑" w:hAnsi="微软雅黑" w:eastAsia="微软雅黑" w:cs="微软雅黑"/>
         </w:rPr>
         <w:pict>
-          <v:rect id="_x0000_i1025" o:spt="1" style="height:1.5pt;width:0pt;" coordsize="21600,21600" o:hr="t" o:hrstd="t" o:hralign="center">
+          <v:rect id="_x0000_i1025" style="height:1.5pt;width:0pt;" coordsize="21600,21600" o:hr="t" o:hrstd="t" o:hralign="center" o:spt="1">
             <v:path/>
             <v:fill focussize="0,0"/>
             <v:stroke/>
@@ -114,7 +104,7 @@
           <w:rFonts w:hint="eastAsia" w:ascii="微软雅黑" w:hAnsi="微软雅黑" w:eastAsia="微软雅黑" w:cs="微软雅黑"/>
         </w:rPr>
       </w:pPr>
-      <w:bookmarkStart w:id="2" w:name="引言"/>
+      <w:bookmarkStart w:name="引言" w:id="2"/>
       <w:r>
         <w:rPr>
           <w:rFonts w:hint="eastAsia" w:ascii="微软雅黑" w:hAnsi="微软雅黑" w:eastAsia="微软雅黑" w:cs="微软雅黑"/>
@@ -135,7 +125,7 @@
           <w:rFonts w:hint="eastAsia" w:ascii="微软雅黑" w:hAnsi="微软雅黑" w:eastAsia="微软雅黑" w:cs="微软雅黑"/>
         </w:rPr>
       </w:pPr>
-      <w:bookmarkStart w:id="3" w:name="研究背景"/>
+      <w:bookmarkStart w:name="研究背景" w:id="3"/>
       <w:r>
         <w:rPr>
           <w:rFonts w:hint="eastAsia" w:ascii="微软雅黑" w:hAnsi="微软雅黑" w:eastAsia="微软雅黑" w:cs="微软雅黑"/>
@@ -171,7 +161,7 @@
           <w:rFonts w:hint="eastAsia" w:ascii="微软雅黑" w:hAnsi="微软雅黑" w:eastAsia="微软雅黑" w:cs="微软雅黑"/>
         </w:rPr>
       </w:pPr>
-      <w:bookmarkStart w:id="4" w:name="工程领域ai应用的结构性特征"/>
+      <w:bookmarkStart w:name="工程领域ai应用的结构性特征" w:id="4"/>
       <w:r>
         <w:rPr>
           <w:rFonts w:hint="eastAsia" w:ascii="微软雅黑" w:hAnsi="微软雅黑" w:eastAsia="微软雅黑" w:cs="微软雅黑"/>
@@ -207,7 +197,7 @@
           <w:rFonts w:hint="eastAsia" w:ascii="微软雅黑" w:hAnsi="微软雅黑" w:eastAsia="微软雅黑" w:cs="微软雅黑"/>
         </w:rPr>
       </w:pPr>
-      <w:bookmarkStart w:id="5" w:name="团队级协同ai发展滞后的原因分析"/>
+      <w:bookmarkStart w:name="团队级协同ai发展滞后的原因分析" w:id="5"/>
       <w:r>
         <w:rPr>
           <w:rFonts w:hint="eastAsia" w:ascii="微软雅黑" w:hAnsi="微软雅黑" w:eastAsia="微软雅黑" w:cs="微软雅黑"/>
@@ -243,7 +233,7 @@
           <w:rFonts w:hint="eastAsia" w:ascii="微软雅黑" w:hAnsi="微软雅黑" w:eastAsia="微软雅黑" w:cs="微软雅黑"/>
         </w:rPr>
       </w:pPr>
-      <w:bookmarkStart w:id="6" w:name="行业信息协同的核心痛点"/>
+      <w:bookmarkStart w:name="行业信息协同的核心痛点" w:id="6"/>
       <w:r>
         <w:rPr>
           <w:rFonts w:hint="eastAsia" w:ascii="微软雅黑" w:hAnsi="微软雅黑" w:eastAsia="微软雅黑" w:cs="微软雅黑"/>
@@ -349,7 +339,7 @@
           <w:rFonts w:hint="eastAsia" w:ascii="微软雅黑" w:hAnsi="微软雅黑" w:eastAsia="微软雅黑" w:cs="微软雅黑"/>
         </w:rPr>
       </w:pPr>
-      <w:bookmarkStart w:id="7" w:name="ai在行业中的角色定位"/>
+      <w:bookmarkStart w:name="ai在行业中的角色定位" w:id="7"/>
       <w:r>
         <w:rPr>
           <w:rFonts w:hint="eastAsia" w:ascii="微软雅黑" w:hAnsi="微软雅黑" w:eastAsia="微软雅黑" w:cs="微软雅黑"/>
@@ -413,7 +403,7 @@
           <w:rFonts w:hint="eastAsia" w:ascii="微软雅黑" w:hAnsi="微软雅黑" w:eastAsia="微软雅黑" w:cs="微软雅黑"/>
         </w:rPr>
       </w:pPr>
-      <w:bookmarkStart w:id="8" w:name="垂直领域团队智能体的核心功能"/>
+      <w:bookmarkStart w:name="垂直领域团队智能体的核心功能" w:id="8"/>
       <w:r>
         <w:rPr>
           <w:rFonts w:hint="eastAsia" w:ascii="微软雅黑" w:hAnsi="微软雅黑" w:eastAsia="微软雅黑" w:cs="微软雅黑"/>
@@ -449,7 +439,7 @@
           <w:rFonts w:hint="eastAsia" w:ascii="微软雅黑" w:hAnsi="微软雅黑" w:eastAsia="微软雅黑" w:cs="微软雅黑"/>
         </w:rPr>
       </w:pPr>
-      <w:bookmarkStart w:id="9" w:name="本文工作与贡献"/>
+      <w:bookmarkStart w:name="本文工作与贡献" w:id="9"/>
       <w:r>
         <w:rPr>
           <w:rFonts w:hint="eastAsia" w:ascii="微软雅黑" w:hAnsi="微软雅黑" w:eastAsia="微软雅黑" w:cs="微软雅黑"/>
@@ -530,7 +520,7 @@
           <w:rFonts w:hint="eastAsia" w:ascii="微软雅黑" w:hAnsi="微软雅黑" w:eastAsia="微软雅黑" w:cs="微软雅黑"/>
         </w:rPr>
         <w:pict>
-          <v:rect id="_x0000_i1026" o:spt="1" style="height:1.5pt;width:0pt;" coordsize="21600,21600" o:hr="t" o:hrstd="t" o:hralign="center">
+          <v:rect id="_x0000_i1026" style="height:1.5pt;width:0pt;" coordsize="21600,21600" o:hr="t" o:hrstd="t" o:hralign="center" o:spt="1">
             <v:path/>
             <v:fill focussize="0,0"/>
             <v:stroke/>
@@ -551,7 +541,7 @@
           <w:rFonts w:hint="eastAsia" w:ascii="微软雅黑" w:hAnsi="微软雅黑" w:eastAsia="微软雅黑" w:cs="微软雅黑"/>
         </w:rPr>
       </w:pPr>
-      <w:bookmarkStart w:id="10" w:name="相关研究与设计路径"/>
+      <w:bookmarkStart w:name="相关研究与设计路径" w:id="10"/>
       <w:r>
         <w:rPr>
           <w:rFonts w:hint="eastAsia" w:ascii="微软雅黑" w:hAnsi="微软雅黑" w:eastAsia="微软雅黑" w:cs="微软雅黑"/>
@@ -598,7 +588,7 @@
           <w:rFonts w:hint="eastAsia" w:ascii="微软雅黑" w:hAnsi="微软雅黑" w:eastAsia="微软雅黑" w:cs="微软雅黑"/>
         </w:rPr>
       </w:pPr>
-      <w:bookmarkStart w:id="11" w:name="组织知识管理研究"/>
+      <w:bookmarkStart w:name="组织知识管理研究" w:id="11"/>
       <w:r>
         <w:rPr>
           <w:rFonts w:hint="eastAsia" w:ascii="微软雅黑" w:hAnsi="微软雅黑" w:eastAsia="微软雅黑" w:cs="微软雅黑"/>
@@ -648,7 +638,7 @@
           <w:rFonts w:hint="eastAsia" w:ascii="微软雅黑" w:hAnsi="微软雅黑" w:eastAsia="微软雅黑" w:cs="微软雅黑"/>
         </w:rPr>
       </w:pPr>
-      <w:bookmarkStart w:id="12" w:name="ai-agent工程研究"/>
+      <w:bookmarkStart w:name="ai-agent工程研究" w:id="12"/>
       <w:r>
         <w:rPr>
           <w:rFonts w:hint="eastAsia" w:ascii="微软雅黑" w:hAnsi="微软雅黑" w:eastAsia="微软雅黑" w:cs="微软雅黑"/>
@@ -1235,7 +1225,7 @@
           <w:rFonts w:hint="eastAsia" w:ascii="微软雅黑" w:hAnsi="微软雅黑" w:eastAsia="微软雅黑" w:cs="微软雅黑"/>
         </w:rPr>
       </w:pPr>
-      <w:bookmarkStart w:id="13" w:name="产业数字化与工程ai实践"/>
+      <w:bookmarkStart w:name="产业数字化与工程ai实践" w:id="13"/>
       <w:r>
         <w:rPr>
           <w:rFonts w:hint="eastAsia" w:ascii="微软雅黑" w:hAnsi="微软雅黑" w:eastAsia="微软雅黑" w:cs="微软雅黑"/>
@@ -1285,7 +1275,7 @@
           <w:rFonts w:hint="eastAsia" w:ascii="微软雅黑" w:hAnsi="微软雅黑" w:eastAsia="微软雅黑" w:cs="微软雅黑"/>
         </w:rPr>
       </w:pPr>
-      <w:bookmarkStart w:id="14" w:name="研究方法与设计路径"/>
+      <w:bookmarkStart w:name="研究方法与设计路径" w:id="14"/>
       <w:r>
         <w:rPr>
           <w:rFonts w:hint="eastAsia" w:ascii="微软雅黑" w:hAnsi="微软雅黑" w:eastAsia="微软雅黑" w:cs="微软雅黑"/>
@@ -1371,7 +1361,7 @@
           <w:rFonts w:hint="eastAsia" w:ascii="微软雅黑" w:hAnsi="微软雅黑" w:eastAsia="微软雅黑" w:cs="微软雅黑"/>
         </w:rPr>
       </w:pPr>
-      <w:bookmarkStart w:id="15" w:name="研究定位"/>
+      <w:bookmarkStart w:name="研究定位" w:id="15"/>
       <w:r>
         <w:rPr>
           <w:rFonts w:hint="eastAsia" w:ascii="微软雅黑" w:hAnsi="微软雅黑" w:eastAsia="微软雅黑" w:cs="微软雅黑"/>
@@ -1424,7 +1414,7 @@
           <w:rFonts w:hint="eastAsia" w:ascii="微软雅黑" w:hAnsi="微软雅黑" w:eastAsia="微软雅黑" w:cs="微软雅黑"/>
         </w:rPr>
         <w:pict>
-          <v:rect id="_x0000_i1027" o:spt="1" style="height:1.5pt;width:0pt;" coordsize="21600,21600" o:hr="t" o:hrstd="t" o:hralign="center">
+          <v:rect id="_x0000_i1027" style="height:1.5pt;width:0pt;" coordsize="21600,21600" o:hr="t" o:hrstd="t" o:hralign="center" o:spt="1">
             <v:path/>
             <v:fill focussize="0,0"/>
             <v:stroke/>
@@ -1445,7 +1435,7 @@
           <w:rFonts w:hint="eastAsia" w:ascii="微软雅黑" w:hAnsi="微软雅黑" w:eastAsia="微软雅黑" w:cs="微软雅黑"/>
         </w:rPr>
       </w:pPr>
-      <w:bookmarkStart w:id="16" w:name="设计原则"/>
+      <w:bookmarkStart w:name="设计原则" w:id="16"/>
       <w:r>
         <w:rPr>
           <w:rFonts w:hint="eastAsia" w:ascii="微软雅黑" w:hAnsi="微软雅黑" w:eastAsia="微软雅黑" w:cs="微软雅黑"/>
@@ -1929,7 +1919,7 @@
           <w:rFonts w:hint="eastAsia" w:ascii="微软雅黑" w:hAnsi="微软雅黑" w:eastAsia="微软雅黑" w:cs="微软雅黑"/>
         </w:rPr>
       </w:pPr>
-      <w:bookmarkStart w:id="17" w:name="工具化辅助定位原则"/>
+      <w:bookmarkStart w:name="工具化辅助定位原则" w:id="17"/>
       <w:r>
         <w:rPr>
           <w:rFonts w:hint="eastAsia" w:ascii="微软雅黑" w:hAnsi="微软雅黑" w:eastAsia="微软雅黑" w:cs="微软雅黑"/>
@@ -1993,7 +1983,7 @@
           <w:rFonts w:hint="eastAsia" w:ascii="微软雅黑" w:hAnsi="微软雅黑" w:eastAsia="微软雅黑" w:cs="微软雅黑"/>
         </w:rPr>
       </w:pPr>
-      <w:bookmarkStart w:id="18" w:name="团队级公共智能体原则"/>
+      <w:bookmarkStart w:name="团队级公共智能体原则" w:id="18"/>
       <w:r>
         <w:rPr>
           <w:rFonts w:hint="eastAsia" w:ascii="微软雅黑" w:hAnsi="微软雅黑" w:eastAsia="微软雅黑" w:cs="微软雅黑"/>
@@ -2057,7 +2047,7 @@
           <w:rFonts w:hint="eastAsia" w:ascii="微软雅黑" w:hAnsi="微软雅黑" w:eastAsia="微软雅黑" w:cs="微软雅黑"/>
         </w:rPr>
       </w:pPr>
-      <w:bookmarkStart w:id="19" w:name="自然语言持续嵌入原则"/>
+      <w:bookmarkStart w:name="自然语言持续嵌入原则" w:id="19"/>
       <w:r>
         <w:rPr>
           <w:rFonts w:hint="eastAsia" w:ascii="微软雅黑" w:hAnsi="微软雅黑" w:eastAsia="微软雅黑" w:cs="微软雅黑"/>
@@ -2121,7 +2111,7 @@
           <w:rFonts w:hint="eastAsia" w:ascii="微软雅黑" w:hAnsi="微软雅黑" w:eastAsia="微软雅黑" w:cs="微软雅黑"/>
         </w:rPr>
       </w:pPr>
-      <w:bookmarkStart w:id="20" w:name="扩展与演进原则"/>
+      <w:bookmarkStart w:name="扩展与演进原则" w:id="20"/>
       <w:r>
         <w:rPr>
           <w:rFonts w:hint="eastAsia" w:ascii="微软雅黑" w:hAnsi="微软雅黑" w:eastAsia="微软雅黑" w:cs="微软雅黑"/>
@@ -2199,7 +2189,7 @@
           <w:rFonts w:hint="eastAsia" w:ascii="微软雅黑" w:hAnsi="微软雅黑" w:eastAsia="微软雅黑" w:cs="微软雅黑"/>
         </w:rPr>
       </w:pPr>
-      <w:bookmarkStart w:id="21" w:name="原则的统一效果"/>
+      <w:bookmarkStart w:name="原则的统一效果" w:id="21"/>
       <w:r>
         <w:rPr>
           <w:rFonts w:hint="eastAsia" w:ascii="微软雅黑" w:hAnsi="微软雅黑" w:eastAsia="微软雅黑" w:cs="微软雅黑"/>
@@ -2252,7 +2242,7 @@
           <w:rFonts w:hint="eastAsia" w:ascii="微软雅黑" w:hAnsi="微软雅黑" w:eastAsia="微软雅黑" w:cs="微软雅黑"/>
         </w:rPr>
         <w:pict>
-          <v:rect id="_x0000_i1028" o:spt="1" style="height:1.5pt;width:0pt;" coordsize="21600,21600" o:hr="t" o:hrstd="t" o:hralign="center">
+          <v:rect id="_x0000_i1028" style="height:1.5pt;width:0pt;" coordsize="21600,21600" o:hr="t" o:hrstd="t" o:hralign="center" o:spt="1">
             <v:path/>
             <v:fill focussize="0,0"/>
             <v:stroke/>
@@ -2273,7 +2263,7 @@
           <w:rFonts w:hint="eastAsia" w:ascii="微软雅黑" w:hAnsi="微软雅黑" w:eastAsia="微软雅黑" w:cs="微软雅黑"/>
         </w:rPr>
       </w:pPr>
-      <w:bookmarkStart w:id="22" w:name="系统架构"/>
+      <w:bookmarkStart w:name="系统架构" w:id="22"/>
       <w:r>
         <w:rPr>
           <w:rFonts w:hint="eastAsia" w:ascii="微软雅黑" w:hAnsi="微软雅黑" w:eastAsia="微软雅黑" w:cs="微软雅黑"/>
@@ -2303,6 +2293,61 @@
     </w:p>
     <w:p>
       <w:pPr>
+        <w:spacing w:line="240" w:lineRule="auto"/>
+        <w:jc w:val="center"/>
+      </w:pPr>
+      <w:r>
+        <w:drawing>
+          <wp:inline distT="0" distB="0" distL="0" distR="0">
+            <wp:extent cx="5400000" cy="7056000"/>
+            <wp:effectExtent l="0" t="0" r="0" b="0"/>
+            <wp:docPr id="1" name="fig41_final.png" descr=""/>
+            <wp:cNvGraphicFramePr>
+              <a:graphicFrameLocks xmlns:a="http://schemas.openxmlformats.org/drawingml/2006/main" noChangeAspect="1"/>
+            </wp:cNvGraphicFramePr>
+            <a:graphic xmlns:a="http://schemas.openxmlformats.org/drawingml/2006/main">
+              <a:graphicData uri="http://schemas.openxmlformats.org/drawingml/2006/picture">
+                <pic:pic xmlns:pic="http://schemas.openxmlformats.org/drawingml/2006/picture">
+                  <pic:nvPicPr>
+                    <pic:cNvPr id="1" name="fig41_final.png"/>
+                    <pic:cNvPicPr/>
+                  </pic:nvPicPr>
+                  <pic:blipFill>
+                    <a:blip r:embed="Rba0a687f27c2469f" cstate="print"/>
+                    <a:stretch>
+                      <a:fillRect/>
+                    </a:stretch>
+                  </pic:blipFill>
+                  <pic:spPr>
+                    <a:xfrm>
+                      <a:off x="0" y="0"/>
+                      <a:ext cx="5400000" cy="7056000"/>
+                    </a:xfrm>
+                    <a:prstGeom prst="rect">
+                      <a:avLst/>
+                    </a:prstGeom>
+                  </pic:spPr>
+                </pic:pic>
+              </a:graphicData>
+            </a:graphic>
+          </wp:inline>
+        </w:drawing>
+      </w:r>
+    </w:p>
+    <w:p>
+      <w:pPr>
+        <w:jc w:val="center"/>
+      </w:pPr>
+      <w:r>
+        <w:rPr>
+          <w:b/>
+          <w:sz w:val="21"/>
+        </w:rPr>
+        <w:t xml:space="preserve">图4-1 系统总体架构示意</w:t>
+      </w:r>
+    </w:p>
+    <w:p>
+      <w:pPr>
         <w:pStyle w:val="3"/>
         <w:rPr>
           <w:rFonts w:hint="eastAsia" w:ascii="微软雅黑" w:hAnsi="微软雅黑" w:eastAsia="微软雅黑" w:cs="微软雅黑"/>
@@ -2322,7 +2367,7 @@
           <w:rFonts w:hint="eastAsia" w:ascii="微软雅黑" w:hAnsi="微软雅黑" w:eastAsia="微软雅黑" w:cs="微软雅黑"/>
         </w:rPr>
       </w:pPr>
-      <w:bookmarkStart w:id="23" w:name="认知基座三书机制"/>
+      <w:bookmarkStart w:name="认知基座三书机制" w:id="23"/>
       <w:r>
         <w:rPr>
           <w:rFonts w:hint="eastAsia" w:ascii="微软雅黑" w:hAnsi="微软雅黑" w:eastAsia="微软雅黑" w:cs="微软雅黑"/>
@@ -2357,7 +2402,7 @@
           <w:rFonts w:hint="eastAsia" w:ascii="微软雅黑" w:hAnsi="微软雅黑" w:eastAsia="微软雅黑" w:cs="微软雅黑"/>
         </w:rPr>
       </w:pPr>
-      <w:bookmarkStart w:id="24" w:name="项目态势书"/>
+      <w:bookmarkStart w:name="项目态势书" w:id="24"/>
       <w:r>
         <w:rPr>
           <w:rFonts w:hint="eastAsia" w:ascii="微软雅黑" w:hAnsi="微软雅黑" w:eastAsia="微软雅黑" w:cs="微软雅黑"/>
@@ -2407,7 +2452,7 @@
           <w:rFonts w:hint="eastAsia" w:ascii="微软雅黑" w:hAnsi="微软雅黑" w:eastAsia="微软雅黑" w:cs="微软雅黑"/>
         </w:rPr>
       </w:pPr>
-      <w:bookmarkStart w:id="25" w:name="组织规则书"/>
+      <w:bookmarkStart w:name="组织规则书" w:id="25"/>
       <w:r>
         <w:rPr>
           <w:rFonts w:hint="eastAsia" w:ascii="微软雅黑" w:hAnsi="微软雅黑" w:eastAsia="微软雅黑" w:cs="微软雅黑"/>
@@ -2457,7 +2502,7 @@
           <w:rFonts w:hint="eastAsia" w:ascii="微软雅黑" w:hAnsi="微软雅黑" w:eastAsia="微软雅黑" w:cs="微软雅黑"/>
         </w:rPr>
       </w:pPr>
-      <w:bookmarkStart w:id="26" w:name="系统能力书"/>
+      <w:bookmarkStart w:name="系统能力书" w:id="26"/>
       <w:r>
         <w:rPr>
           <w:rFonts w:hint="eastAsia" w:ascii="微软雅黑" w:hAnsi="微软雅黑" w:eastAsia="微软雅黑" w:cs="微软雅黑"/>
@@ -2507,7 +2552,7 @@
           <w:rFonts w:hint="eastAsia" w:ascii="微软雅黑" w:hAnsi="微软雅黑" w:eastAsia="微软雅黑" w:cs="微软雅黑"/>
         </w:rPr>
       </w:pPr>
-      <w:bookmarkStart w:id="27" w:name="三书联动与渐进式发现"/>
+      <w:bookmarkStart w:name="三书联动与渐进式发现" w:id="27"/>
       <w:r>
         <w:rPr>
           <w:rFonts w:hint="eastAsia" w:ascii="微软雅黑" w:hAnsi="微软雅黑" w:eastAsia="微软雅黑" w:cs="微软雅黑"/>
@@ -2572,7 +2617,7 @@
           <w:rFonts w:hint="eastAsia" w:ascii="微软雅黑" w:hAnsi="微软雅黑" w:eastAsia="微软雅黑" w:cs="微软雅黑"/>
         </w:rPr>
       </w:pPr>
-      <w:bookmarkStart w:id="28" w:name="地产管理要素的agent化重构"/>
+      <w:bookmarkStart w:name="地产管理要素的agent化重构" w:id="28"/>
       <w:r>
         <w:rPr>
           <w:rFonts w:hint="eastAsia" w:ascii="微软雅黑" w:hAnsi="微软雅黑" w:eastAsia="微软雅黑" w:cs="微软雅黑"/>
@@ -2607,7 +2652,7 @@
           <w:rFonts w:hint="eastAsia" w:ascii="微软雅黑" w:hAnsi="微软雅黑" w:eastAsia="微软雅黑" w:cs="微软雅黑"/>
         </w:rPr>
       </w:pPr>
-      <w:bookmarkStart w:id="29" w:name="态势感知层llm增强型有限状态机"/>
+      <w:bookmarkStart w:name="态势感知层llm增强型有限状态机" w:id="29"/>
       <w:r>
         <w:rPr>
           <w:rFonts w:hint="eastAsia" w:ascii="微软雅黑" w:hAnsi="微软雅黑" w:eastAsia="微软雅黑" w:cs="微软雅黑"/>
@@ -2657,7 +2702,7 @@
           <w:rFonts w:hint="eastAsia" w:ascii="微软雅黑" w:hAnsi="微软雅黑" w:eastAsia="微软雅黑" w:cs="微软雅黑"/>
         </w:rPr>
       </w:pPr>
-      <w:bookmarkStart w:id="30" w:name="流程执行层skill化封装的sop范式"/>
+      <w:bookmarkStart w:name="流程执行层skill化封装的sop范式" w:id="30"/>
       <w:r>
         <w:rPr>
           <w:rFonts w:hint="eastAsia" w:ascii="微软雅黑" w:hAnsi="微软雅黑" w:eastAsia="微软雅黑" w:cs="微软雅黑"/>
@@ -2722,7 +2767,7 @@
           <w:rFonts w:hint="eastAsia" w:ascii="微软雅黑" w:hAnsi="微软雅黑" w:eastAsia="微软雅黑" w:cs="微软雅黑"/>
         </w:rPr>
       </w:pPr>
-      <w:bookmarkStart w:id="31" w:name="三智能体分工协作架构"/>
+      <w:bookmarkStart w:name="三智能体分工协作架构" w:id="31"/>
       <w:r>
         <w:rPr>
           <w:rFonts w:hint="eastAsia" w:ascii="微软雅黑" w:hAnsi="微软雅黑" w:eastAsia="微软雅黑" w:cs="微软雅黑"/>
@@ -2752,12 +2797,67 @@
     </w:p>
     <w:p>
       <w:pPr>
+        <w:spacing w:line="240" w:lineRule="auto"/>
+        <w:jc w:val="center"/>
+      </w:pPr>
+      <w:r>
+        <w:drawing>
+          <wp:inline distT="0" distB="0" distL="0" distR="0">
+            <wp:extent cx="5580000" cy="1044000"/>
+            <wp:effectExtent l="0" t="0" r="0" b="0"/>
+            <wp:docPr id="2" name="fig42_final.png" descr=""/>
+            <wp:cNvGraphicFramePr>
+              <a:graphicFrameLocks xmlns:a="http://schemas.openxmlformats.org/drawingml/2006/main" noChangeAspect="1"/>
+            </wp:cNvGraphicFramePr>
+            <a:graphic xmlns:a="http://schemas.openxmlformats.org/drawingml/2006/main">
+              <a:graphicData uri="http://schemas.openxmlformats.org/drawingml/2006/picture">
+                <pic:pic xmlns:pic="http://schemas.openxmlformats.org/drawingml/2006/picture">
+                  <pic:nvPicPr>
+                    <pic:cNvPr id="2" name="fig42_final.png"/>
+                    <pic:cNvPicPr/>
+                  </pic:nvPicPr>
+                  <pic:blipFill>
+                    <a:blip r:embed="R067d5fd6d7c843c3" cstate="print"/>
+                    <a:stretch>
+                      <a:fillRect/>
+                    </a:stretch>
+                  </pic:blipFill>
+                  <pic:spPr>
+                    <a:xfrm>
+                      <a:off x="0" y="0"/>
+                      <a:ext cx="5580000" cy="1044000"/>
+                    </a:xfrm>
+                    <a:prstGeom prst="rect">
+                      <a:avLst/>
+                    </a:prstGeom>
+                  </pic:spPr>
+                </pic:pic>
+              </a:graphicData>
+            </a:graphic>
+          </wp:inline>
+        </w:drawing>
+      </w:r>
+    </w:p>
+    <w:p>
+      <w:pPr>
+        <w:jc w:val="center"/>
+      </w:pPr>
+      <w:r>
+        <w:rPr>
+          <w:b/>
+          <w:sz w:val="21"/>
+        </w:rPr>
+        <w:t xml:space="preserve">图4-2 三智能体分工与消息处理链路示意</w:t>
+      </w:r>
+    </w:p>
+    <w:p>
+      <w:pPr>
         <w:pStyle w:val="6"/>
         <w:rPr>
           <w:rFonts w:hint="eastAsia" w:ascii="微软雅黑" w:hAnsi="微软雅黑" w:eastAsia="微软雅黑" w:cs="微软雅黑"/>
         </w:rPr>
       </w:pPr>
-      <w:bookmarkStart w:id="32" w:name="会话智能体"/>
+      <w:bookmarkStart w:name="会话智能体" w:id="32"/>
       <w:r>
         <w:rPr>
           <w:rFonts w:hint="eastAsia" w:ascii="微软雅黑" w:hAnsi="微软雅黑" w:eastAsia="微软雅黑" w:cs="微软雅黑"/>
@@ -2821,7 +2921,7 @@
           <w:rFonts w:hint="eastAsia" w:ascii="微软雅黑" w:hAnsi="微软雅黑" w:eastAsia="微软雅黑" w:cs="微软雅黑"/>
         </w:rPr>
       </w:pPr>
-      <w:bookmarkStart w:id="33" w:name="任务智能体"/>
+      <w:bookmarkStart w:name="任务智能体" w:id="33"/>
       <w:r>
         <w:rPr>
           <w:rFonts w:hint="eastAsia" w:ascii="微软雅黑" w:hAnsi="微软雅黑" w:eastAsia="微软雅黑" w:cs="微软雅黑"/>
@@ -2871,7 +2971,7 @@
           <w:rFonts w:hint="eastAsia" w:ascii="微软雅黑" w:hAnsi="微软雅黑" w:eastAsia="微软雅黑" w:cs="微软雅黑"/>
         </w:rPr>
       </w:pPr>
-      <w:bookmarkStart w:id="34" w:name="审核智能体"/>
+      <w:bookmarkStart w:name="审核智能体" w:id="34"/>
       <w:r>
         <w:rPr>
           <w:rFonts w:hint="eastAsia" w:ascii="微软雅黑" w:hAnsi="微软雅黑" w:eastAsia="微软雅黑" w:cs="微软雅黑"/>
@@ -2936,7 +3036,7 @@
           <w:rFonts w:hint="eastAsia" w:ascii="微软雅黑" w:hAnsi="微软雅黑" w:eastAsia="微软雅黑" w:cs="微软雅黑"/>
         </w:rPr>
       </w:pPr>
-      <w:bookmarkStart w:id="35" w:name="其他工程机制"/>
+      <w:bookmarkStart w:name="其他工程机制" w:id="35"/>
       <w:r>
         <w:rPr>
           <w:rFonts w:hint="eastAsia" w:ascii="微软雅黑" w:hAnsi="微软雅黑" w:eastAsia="微软雅黑" w:cs="微软雅黑"/>
@@ -2975,7 +3075,7 @@
           <w:rFonts w:hint="eastAsia" w:ascii="微软雅黑" w:hAnsi="微软雅黑" w:eastAsia="微软雅黑" w:cs="微软雅黑"/>
         </w:rPr>
         <w:pict>
-          <v:rect id="_x0000_i1029" o:spt="1" style="height:1.5pt;width:0pt;" coordsize="21600,21600" o:hr="t" o:hrstd="t" o:hralign="center">
+          <v:rect id="_x0000_i1029" style="height:1.5pt;width:0pt;" coordsize="21600,21600" o:hr="t" o:hrstd="t" o:hralign="center" o:spt="1">
             <v:path/>
             <v:fill focussize="0,0"/>
             <v:stroke/>
@@ -2996,7 +3096,7 @@
           <w:rFonts w:hint="eastAsia" w:ascii="微软雅黑" w:hAnsi="微软雅黑" w:eastAsia="微软雅黑" w:cs="微软雅黑"/>
         </w:rPr>
       </w:pPr>
-      <w:bookmarkStart w:id="36" w:name="验证"/>
+      <w:bookmarkStart w:name="验证" w:id="36"/>
       <w:r>
         <w:rPr>
           <w:rFonts w:hint="eastAsia" w:ascii="微软雅黑" w:hAnsi="微软雅黑" w:eastAsia="微软雅黑" w:cs="微软雅黑"/>
@@ -3031,7 +3131,7 @@
           <w:rFonts w:hint="eastAsia" w:ascii="微软雅黑" w:hAnsi="微软雅黑" w:eastAsia="微软雅黑" w:cs="微软雅黑"/>
         </w:rPr>
       </w:pPr>
-      <w:bookmarkStart w:id="37" w:name="验证设计与评价思路"/>
+      <w:bookmarkStart w:name="验证设计与评价思路" w:id="37"/>
       <w:r>
         <w:rPr>
           <w:rFonts w:hint="eastAsia" w:ascii="微软雅黑" w:hAnsi="微软雅黑" w:eastAsia="微软雅黑" w:cs="微软雅黑"/>
@@ -3067,7 +3167,7 @@
           <w:rFonts w:hint="eastAsia" w:ascii="微软雅黑" w:hAnsi="微软雅黑" w:eastAsia="微软雅黑" w:cs="微软雅黑"/>
         </w:rPr>
       </w:pPr>
-      <w:bookmarkStart w:id="38" w:name="实验a组织知识辅助任务完成"/>
+      <w:bookmarkStart w:name="实验a组织知识辅助任务完成" w:id="38"/>
       <w:r>
         <w:rPr>
           <w:rFonts w:hint="eastAsia" w:ascii="微软雅黑" w:hAnsi="微软雅黑" w:eastAsia="微软雅黑" w:cs="微软雅黑"/>
@@ -3659,7 +3759,7 @@
           <w:rFonts w:hint="eastAsia" w:ascii="微软雅黑" w:hAnsi="微软雅黑" w:eastAsia="微软雅黑" w:cs="微软雅黑"/>
         </w:rPr>
       </w:pPr>
-      <w:bookmarkStart w:id="39" w:name="实验b跨部门事件链还原与交叉验证"/>
+      <w:bookmarkStart w:name="实验b跨部门事件链还原与交叉验证" w:id="39"/>
       <w:r>
         <w:rPr>
           <w:rFonts w:hint="eastAsia" w:ascii="微软雅黑" w:hAnsi="微软雅黑" w:eastAsia="微软雅黑" w:cs="微软雅黑"/>
@@ -4589,7 +4689,7 @@
           <w:rFonts w:hint="eastAsia" w:ascii="微软雅黑" w:hAnsi="微软雅黑" w:eastAsia="微软雅黑" w:cs="微软雅黑"/>
         </w:rPr>
       </w:pPr>
-      <w:bookmarkStart w:id="40" w:name="验证结果与讨论"/>
+      <w:bookmarkStart w:name="验证结果与讨论" w:id="40"/>
       <w:r>
         <w:rPr>
           <w:rFonts w:hint="eastAsia" w:ascii="微软雅黑" w:hAnsi="微软雅黑" w:eastAsia="微软雅黑" w:cs="微软雅黑"/>
@@ -4616,7 +4716,7 @@
         </w:rPr>
         <w:t>综合两组实验结果，可得出以下结论。</w:t>
       </w:r>
-      <w:bookmarkStart w:id="43" w:name="_GoBack"/>
+      <w:bookmarkStart w:name="_GoBack" w:id="43"/>
       <w:bookmarkEnd w:id="43"/>
     </w:p>
     <w:p>
@@ -4714,7 +4814,7 @@
           <w:rFonts w:hint="eastAsia" w:ascii="微软雅黑" w:hAnsi="微软雅黑" w:eastAsia="微软雅黑" w:cs="微软雅黑"/>
         </w:rPr>
         <w:pict>
-          <v:rect id="_x0000_i1030" o:spt="1" style="height:1.5pt;width:0pt;" coordsize="21600,21600" o:hr="t" o:hrstd="t" o:hralign="center">
+          <v:rect id="_x0000_i1030" style="height:1.5pt;width:0pt;" coordsize="21600,21600" o:hr="t" o:hrstd="t" o:hralign="center" o:spt="1">
             <v:path/>
             <v:fill focussize="0,0"/>
             <v:stroke/>
@@ -4735,7 +4835,7 @@
           <w:rFonts w:hint="eastAsia" w:ascii="微软雅黑" w:hAnsi="微软雅黑" w:eastAsia="微软雅黑" w:cs="微软雅黑"/>
         </w:rPr>
       </w:pPr>
-      <w:bookmarkStart w:id="41" w:name="结论"/>
+      <w:bookmarkStart w:name="结论" w:id="41"/>
       <w:r>
         <w:rPr>
           <w:rFonts w:hint="eastAsia" w:ascii="微软雅黑" w:hAnsi="微软雅黑" w:eastAsia="微软雅黑" w:cs="微软雅黑"/>
@@ -4799,7 +4899,7 @@
           <w:rFonts w:hint="eastAsia" w:ascii="微软雅黑" w:hAnsi="微软雅黑" w:eastAsia="微软雅黑" w:cs="微软雅黑"/>
         </w:rPr>
       </w:pPr>
-      <w:bookmarkStart w:id="42" w:name="参考文献"/>
+      <w:bookmarkStart w:name="参考文献" w:id="42"/>
       <w:r>
         <w:rPr>
           <w:rFonts w:hint="eastAsia" w:ascii="微软雅黑" w:hAnsi="微软雅黑" w:eastAsia="微软雅黑" w:cs="微软雅黑"/>
@@ -5053,257 +5153,257 @@
     </w:rPrDefault>
     <w:pPrDefault/>
   </w:docDefaults>
-  <w:latentStyles w:count="260" w:defQFormat="0" w:defUnhideWhenUsed="1" w:defSemiHidden="1" w:defUIPriority="99" w:defLockedState="0">
-    <w:lsdException w:qFormat="1" w:unhideWhenUsed="0" w:uiPriority="0" w:semiHidden="0" w:name="Normal"/>
-    <w:lsdException w:qFormat="1" w:unhideWhenUsed="0" w:uiPriority="9" w:semiHidden="0" w:name="heading 1"/>
-    <w:lsdException w:qFormat="1" w:uiPriority="9" w:name="heading 2"/>
-    <w:lsdException w:qFormat="1" w:uiPriority="9" w:name="heading 3"/>
-    <w:lsdException w:qFormat="1" w:uiPriority="9" w:name="heading 4"/>
-    <w:lsdException w:qFormat="1" w:uiPriority="9" w:name="heading 5"/>
-    <w:lsdException w:qFormat="1" w:uiPriority="9" w:name="heading 6"/>
-    <w:lsdException w:qFormat="1" w:uiPriority="9" w:name="heading 7"/>
-    <w:lsdException w:qFormat="1" w:uiPriority="9" w:name="heading 8"/>
-    <w:lsdException w:qFormat="1" w:uiPriority="9" w:name="heading 9"/>
-    <w:lsdException w:unhideWhenUsed="0" w:uiPriority="0" w:semiHidden="0" w:name="index 1"/>
-    <w:lsdException w:unhideWhenUsed="0" w:uiPriority="0" w:semiHidden="0" w:name="index 2"/>
-    <w:lsdException w:unhideWhenUsed="0" w:uiPriority="0" w:semiHidden="0" w:name="index 3"/>
-    <w:lsdException w:unhideWhenUsed="0" w:uiPriority="0" w:semiHidden="0" w:name="index 4"/>
-    <w:lsdException w:unhideWhenUsed="0" w:uiPriority="0" w:semiHidden="0" w:name="index 5"/>
-    <w:lsdException w:unhideWhenUsed="0" w:uiPriority="0" w:semiHidden="0" w:name="index 6"/>
-    <w:lsdException w:unhideWhenUsed="0" w:uiPriority="0" w:semiHidden="0" w:name="index 7"/>
-    <w:lsdException w:unhideWhenUsed="0" w:uiPriority="0" w:semiHidden="0" w:name="index 8"/>
-    <w:lsdException w:unhideWhenUsed="0" w:uiPriority="0" w:semiHidden="0" w:name="index 9"/>
-    <w:lsdException w:unhideWhenUsed="0" w:uiPriority="0" w:semiHidden="0" w:name="toc 1"/>
-    <w:lsdException w:unhideWhenUsed="0" w:uiPriority="0" w:semiHidden="0" w:name="toc 2"/>
-    <w:lsdException w:unhideWhenUsed="0" w:uiPriority="0" w:semiHidden="0" w:name="toc 3"/>
-    <w:lsdException w:unhideWhenUsed="0" w:uiPriority="0" w:semiHidden="0" w:name="toc 4"/>
-    <w:lsdException w:unhideWhenUsed="0" w:uiPriority="0" w:semiHidden="0" w:name="toc 5"/>
-    <w:lsdException w:unhideWhenUsed="0" w:uiPriority="0" w:semiHidden="0" w:name="toc 6"/>
-    <w:lsdException w:unhideWhenUsed="0" w:uiPriority="0" w:semiHidden="0" w:name="toc 7"/>
-    <w:lsdException w:unhideWhenUsed="0" w:uiPriority="0" w:semiHidden="0" w:name="toc 8"/>
-    <w:lsdException w:unhideWhenUsed="0" w:uiPriority="0" w:semiHidden="0" w:name="toc 9"/>
-    <w:lsdException w:unhideWhenUsed="0" w:uiPriority="0" w:semiHidden="0" w:name="Normal Indent"/>
-    <w:lsdException w:qFormat="1" w:uiPriority="9" w:semiHidden="0" w:name="footnote text"/>
-    <w:lsdException w:unhideWhenUsed="0" w:uiPriority="0" w:semiHidden="0" w:name="annotation text"/>
-    <w:lsdException w:unhideWhenUsed="0" w:uiPriority="0" w:semiHidden="0" w:name="header"/>
-    <w:lsdException w:unhideWhenUsed="0" w:uiPriority="0" w:semiHidden="0" w:name="footer"/>
-    <w:lsdException w:unhideWhenUsed="0" w:uiPriority="0" w:semiHidden="0" w:name="index heading"/>
-    <w:lsdException w:qFormat="1" w:unhideWhenUsed="0" w:uiPriority="0" w:semiHidden="0" w:name="caption"/>
-    <w:lsdException w:unhideWhenUsed="0" w:uiPriority="0" w:semiHidden="0" w:name="table of figures"/>
-    <w:lsdException w:unhideWhenUsed="0" w:uiPriority="0" w:semiHidden="0" w:name="envelope address"/>
-    <w:lsdException w:unhideWhenUsed="0" w:uiPriority="0" w:semiHidden="0" w:name="envelope return"/>
-    <w:lsdException w:qFormat="1" w:unhideWhenUsed="0" w:uiPriority="0" w:semiHidden="0" w:name="footnote reference"/>
-    <w:lsdException w:unhideWhenUsed="0" w:uiPriority="0" w:semiHidden="0" w:name="annotation reference"/>
-    <w:lsdException w:unhideWhenUsed="0" w:uiPriority="0" w:semiHidden="0" w:name="line number"/>
-    <w:lsdException w:unhideWhenUsed="0" w:uiPriority="0" w:semiHidden="0" w:name="page number"/>
-    <w:lsdException w:unhideWhenUsed="0" w:uiPriority="0" w:semiHidden="0" w:name="endnote reference"/>
-    <w:lsdException w:unhideWhenUsed="0" w:uiPriority="0" w:semiHidden="0" w:name="endnote text"/>
-    <w:lsdException w:unhideWhenUsed="0" w:uiPriority="0" w:semiHidden="0" w:name="table of authorities"/>
-    <w:lsdException w:unhideWhenUsed="0" w:uiPriority="0" w:semiHidden="0" w:name="macro"/>
-    <w:lsdException w:unhideWhenUsed="0" w:uiPriority="0" w:semiHidden="0" w:name="toa heading"/>
-    <w:lsdException w:unhideWhenUsed="0" w:uiPriority="0" w:semiHidden="0" w:name="List"/>
-    <w:lsdException w:unhideWhenUsed="0" w:uiPriority="0" w:semiHidden="0" w:name="List Bullet"/>
-    <w:lsdException w:unhideWhenUsed="0" w:uiPriority="0" w:semiHidden="0" w:name="List Number"/>
-    <w:lsdException w:unhideWhenUsed="0" w:uiPriority="0" w:semiHidden="0" w:name="List 2"/>
-    <w:lsdException w:unhideWhenUsed="0" w:uiPriority="0" w:semiHidden="0" w:name="List 3"/>
-    <w:lsdException w:unhideWhenUsed="0" w:uiPriority="0" w:semiHidden="0" w:name="List 4"/>
-    <w:lsdException w:unhideWhenUsed="0" w:uiPriority="0" w:semiHidden="0" w:name="List 5"/>
-    <w:lsdException w:unhideWhenUsed="0" w:uiPriority="0" w:semiHidden="0" w:name="List Bullet 2"/>
-    <w:lsdException w:unhideWhenUsed="0" w:uiPriority="0" w:semiHidden="0" w:name="List Bullet 3"/>
-    <w:lsdException w:unhideWhenUsed="0" w:uiPriority="0" w:semiHidden="0" w:name="List Bullet 4"/>
-    <w:lsdException w:unhideWhenUsed="0" w:uiPriority="0" w:semiHidden="0" w:name="List Bullet 5"/>
-    <w:lsdException w:unhideWhenUsed="0" w:uiPriority="0" w:semiHidden="0" w:name="List Number 2"/>
-    <w:lsdException w:unhideWhenUsed="0" w:uiPriority="0" w:semiHidden="0" w:name="List Number 3"/>
-    <w:lsdException w:unhideWhenUsed="0" w:uiPriority="0" w:semiHidden="0" w:name="List Number 4"/>
-    <w:lsdException w:unhideWhenUsed="0" w:uiPriority="0" w:semiHidden="0" w:name="List Number 5"/>
-    <w:lsdException w:qFormat="1" w:unhideWhenUsed="0" w:uiPriority="10" w:semiHidden="0" w:name="Title"/>
-    <w:lsdException w:unhideWhenUsed="0" w:uiPriority="0" w:semiHidden="0" w:name="Closing"/>
-    <w:lsdException w:unhideWhenUsed="0" w:uiPriority="0" w:semiHidden="0" w:name="Signature"/>
-    <w:lsdException w:uiPriority="0" w:name="Default Paragraph Font"/>
-    <w:lsdException w:qFormat="1" w:unhideWhenUsed="0" w:uiPriority="0" w:semiHidden="0" w:name="Body Text"/>
-    <w:lsdException w:unhideWhenUsed="0" w:uiPriority="0" w:semiHidden="0" w:name="Body Text Indent"/>
-    <w:lsdException w:unhideWhenUsed="0" w:uiPriority="0" w:semiHidden="0" w:name="List Continue"/>
-    <w:lsdException w:unhideWhenUsed="0" w:uiPriority="0" w:semiHidden="0" w:name="List Continue 2"/>
-    <w:lsdException w:unhideWhenUsed="0" w:uiPriority="0" w:semiHidden="0" w:name="List Continue 3"/>
-    <w:lsdException w:unhideWhenUsed="0" w:uiPriority="0" w:semiHidden="0" w:name="List Continue 4"/>
-    <w:lsdException w:unhideWhenUsed="0" w:uiPriority="0" w:semiHidden="0" w:name="List Continue 5"/>
-    <w:lsdException w:unhideWhenUsed="0" w:uiPriority="0" w:semiHidden="0" w:name="Message Header"/>
-    <w:lsdException w:qFormat="1" w:unhideWhenUsed="0" w:uiPriority="11" w:semiHidden="0" w:name="Subtitle"/>
-    <w:lsdException w:unhideWhenUsed="0" w:uiPriority="0" w:semiHidden="0" w:name="Salutation"/>
-    <w:lsdException w:qFormat="1" w:unhideWhenUsed="0" w:uiPriority="0" w:semiHidden="0" w:name="Date"/>
-    <w:lsdException w:unhideWhenUsed="0" w:uiPriority="0" w:semiHidden="0" w:name="Body Text First Indent"/>
-    <w:lsdException w:unhideWhenUsed="0" w:uiPriority="0" w:semiHidden="0" w:name="Body Text First Indent 2"/>
-    <w:lsdException w:unhideWhenUsed="0" w:uiPriority="0" w:semiHidden="0" w:name="Note Heading"/>
-    <w:lsdException w:unhideWhenUsed="0" w:uiPriority="0" w:semiHidden="0" w:name="Body Text 2"/>
-    <w:lsdException w:unhideWhenUsed="0" w:uiPriority="0" w:semiHidden="0" w:name="Body Text 3"/>
-    <w:lsdException w:unhideWhenUsed="0" w:uiPriority="0" w:semiHidden="0" w:name="Body Text Indent 2"/>
-    <w:lsdException w:unhideWhenUsed="0" w:uiPriority="0" w:semiHidden="0" w:name="Body Text Indent 3"/>
-    <w:lsdException w:qFormat="1" w:uiPriority="9" w:semiHidden="0" w:name="Block Text"/>
-    <w:lsdException w:qFormat="1" w:unhideWhenUsed="0" w:uiPriority="0" w:semiHidden="0" w:name="Hyperlink"/>
-    <w:lsdException w:unhideWhenUsed="0" w:uiPriority="0" w:semiHidden="0" w:name="FollowedHyperlink"/>
-    <w:lsdException w:unhideWhenUsed="0" w:uiPriority="0" w:semiHidden="0" w:name="Strong"/>
-    <w:lsdException w:unhideWhenUsed="0" w:uiPriority="0" w:semiHidden="0" w:name="Emphasis"/>
-    <w:lsdException w:unhideWhenUsed="0" w:uiPriority="0" w:semiHidden="0" w:name="Document Map"/>
-    <w:lsdException w:unhideWhenUsed="0" w:uiPriority="0" w:semiHidden="0" w:name="Plain Text"/>
-    <w:lsdException w:unhideWhenUsed="0" w:uiPriority="0" w:semiHidden="0" w:name="E-mail Signature"/>
-    <w:lsdException w:unhideWhenUsed="0" w:uiPriority="0" w:semiHidden="0" w:name="Normal (Web)"/>
-    <w:lsdException w:unhideWhenUsed="0" w:uiPriority="0" w:semiHidden="0" w:name="HTML Acronym"/>
-    <w:lsdException w:unhideWhenUsed="0" w:uiPriority="0" w:semiHidden="0" w:name="HTML Address"/>
-    <w:lsdException w:unhideWhenUsed="0" w:uiPriority="0" w:semiHidden="0" w:name="HTML Cite"/>
-    <w:lsdException w:unhideWhenUsed="0" w:uiPriority="0" w:semiHidden="0" w:name="HTML Code"/>
-    <w:lsdException w:unhideWhenUsed="0" w:uiPriority="0" w:semiHidden="0" w:name="HTML Definition"/>
-    <w:lsdException w:unhideWhenUsed="0" w:uiPriority="0" w:semiHidden="0" w:name="HTML Keyboard"/>
-    <w:lsdException w:unhideWhenUsed="0" w:uiPriority="0" w:semiHidden="0" w:name="HTML Preformatted"/>
-    <w:lsdException w:unhideWhenUsed="0" w:uiPriority="0" w:semiHidden="0" w:name="HTML Sample"/>
-    <w:lsdException w:unhideWhenUsed="0" w:uiPriority="0" w:semiHidden="0" w:name="HTML Typewriter"/>
-    <w:lsdException w:unhideWhenUsed="0" w:uiPriority="0" w:semiHidden="0" w:name="HTML Variable"/>
-    <w:lsdException w:unhideWhenUsed="0" w:uiPriority="0" w:semiHidden="0" w:name="Normal Table"/>
-    <w:lsdException w:unhideWhenUsed="0" w:uiPriority="0" w:semiHidden="0" w:name="annotation subject"/>
-    <w:lsdException w:unhideWhenUsed="0" w:uiPriority="0" w:semiHidden="0" w:name="Table Simple 1"/>
-    <w:lsdException w:unhideWhenUsed="0" w:uiPriority="0" w:semiHidden="0" w:name="Table Simple 2"/>
-    <w:lsdException w:unhideWhenUsed="0" w:uiPriority="0" w:semiHidden="0" w:name="Table Simple 3"/>
-    <w:lsdException w:unhideWhenUsed="0" w:uiPriority="0" w:semiHidden="0" w:name="Table Classic 1"/>
-    <w:lsdException w:unhideWhenUsed="0" w:uiPriority="0" w:semiHidden="0" w:name="Table Classic 2"/>
-    <w:lsdException w:unhideWhenUsed="0" w:uiPriority="0" w:semiHidden="0" w:name="Table Classic 3"/>
-    <w:lsdException w:unhideWhenUsed="0" w:uiPriority="0" w:semiHidden="0" w:name="Table Classic 4"/>
-    <w:lsdException w:unhideWhenUsed="0" w:uiPriority="0" w:semiHidden="0" w:name="Table Colorful 1"/>
-    <w:lsdException w:unhideWhenUsed="0" w:uiPriority="0" w:semiHidden="0" w:name="Table Colorful 2"/>
-    <w:lsdException w:unhideWhenUsed="0" w:uiPriority="0" w:semiHidden="0" w:name="Table Colorful 3"/>
-    <w:lsdException w:unhideWhenUsed="0" w:uiPriority="0" w:semiHidden="0" w:name="Table Columns 1"/>
-    <w:lsdException w:unhideWhenUsed="0" w:uiPriority="0" w:semiHidden="0" w:name="Table Columns 2"/>
-    <w:lsdException w:unhideWhenUsed="0" w:uiPriority="0" w:semiHidden="0" w:name="Table Columns 3"/>
-    <w:lsdException w:unhideWhenUsed="0" w:uiPriority="0" w:semiHidden="0" w:name="Table Columns 4"/>
-    <w:lsdException w:unhideWhenUsed="0" w:uiPriority="0" w:semiHidden="0" w:name="Table Columns 5"/>
-    <w:lsdException w:unhideWhenUsed="0" w:uiPriority="0" w:semiHidden="0" w:name="Table Grid 1"/>
-    <w:lsdException w:unhideWhenUsed="0" w:uiPriority="0" w:semiHidden="0" w:name="Table Grid 2"/>
-    <w:lsdException w:unhideWhenUsed="0" w:uiPriority="0" w:semiHidden="0" w:name="Table Grid 3"/>
-    <w:lsdException w:unhideWhenUsed="0" w:uiPriority="0" w:semiHidden="0" w:name="Table Grid 4"/>
-    <w:lsdException w:unhideWhenUsed="0" w:uiPriority="0" w:semiHidden="0" w:name="Table Grid 5"/>
-    <w:lsdException w:unhideWhenUsed="0" w:uiPriority="0" w:semiHidden="0" w:name="Table Grid 6"/>
-    <w:lsdException w:unhideWhenUsed="0" w:uiPriority="0" w:semiHidden="0" w:name="Table Grid 7"/>
-    <w:lsdException w:unhideWhenUsed="0" w:uiPriority="0" w:semiHidden="0" w:name="Table Grid 8"/>
-    <w:lsdException w:unhideWhenUsed="0" w:uiPriority="0" w:semiHidden="0" w:name="Table List 1"/>
-    <w:lsdException w:unhideWhenUsed="0" w:uiPriority="0" w:semiHidden="0" w:name="Table List 2"/>
-    <w:lsdException w:unhideWhenUsed="0" w:uiPriority="0" w:semiHidden="0" w:name="Table List 3"/>
-    <w:lsdException w:unhideWhenUsed="0" w:uiPriority="0" w:semiHidden="0" w:name="Table List 4"/>
-    <w:lsdException w:unhideWhenUsed="0" w:uiPriority="0" w:semiHidden="0" w:name="Table List 5"/>
-    <w:lsdException w:unhideWhenUsed="0" w:uiPriority="0" w:semiHidden="0" w:name="Table List 6"/>
-    <w:lsdException w:unhideWhenUsed="0" w:uiPriority="0" w:semiHidden="0" w:name="Table List 7"/>
-    <w:lsdException w:unhideWhenUsed="0" w:uiPriority="0" w:semiHidden="0" w:name="Table List 8"/>
-    <w:lsdException w:unhideWhenUsed="0" w:uiPriority="0" w:semiHidden="0" w:name="Table 3D effects 1"/>
-    <w:lsdException w:unhideWhenUsed="0" w:uiPriority="0" w:semiHidden="0" w:name="Table 3D effects 2"/>
-    <w:lsdException w:unhideWhenUsed="0" w:uiPriority="0" w:semiHidden="0" w:name="Table 3D effects 3"/>
-    <w:lsdException w:unhideWhenUsed="0" w:uiPriority="0" w:semiHidden="0" w:name="Table Contemporary"/>
-    <w:lsdException w:unhideWhenUsed="0" w:uiPriority="0" w:semiHidden="0" w:name="Table Elegant"/>
-    <w:lsdException w:unhideWhenUsed="0" w:uiPriority="0" w:semiHidden="0" w:name="Table Professional"/>
-    <w:lsdException w:unhideWhenUsed="0" w:uiPriority="0" w:semiHidden="0" w:name="Table Subtle 1"/>
-    <w:lsdException w:unhideWhenUsed="0" w:uiPriority="0" w:semiHidden="0" w:name="Table Subtle 2"/>
-    <w:lsdException w:unhideWhenUsed="0" w:uiPriority="0" w:semiHidden="0" w:name="Table Web 1"/>
-    <w:lsdException w:unhideWhenUsed="0" w:uiPriority="0" w:semiHidden="0" w:name="Table Web 2"/>
-    <w:lsdException w:unhideWhenUsed="0" w:uiPriority="0" w:semiHidden="0" w:name="Table Web 3"/>
-    <w:lsdException w:unhideWhenUsed="0" w:uiPriority="0" w:semiHidden="0" w:name="Balloon Text"/>
-    <w:lsdException w:unhideWhenUsed="0" w:uiPriority="0" w:semiHidden="0" w:name="Table Grid"/>
-    <w:lsdException w:unhideWhenUsed="0" w:uiPriority="0" w:semiHidden="0" w:name="Table Theme"/>
-    <w:lsdException w:unhideWhenUsed="0" w:uiPriority="60" w:semiHidden="0" w:name="Light Shading"/>
-    <w:lsdException w:unhideWhenUsed="0" w:uiPriority="61" w:semiHidden="0" w:name="Light List"/>
-    <w:lsdException w:unhideWhenUsed="0" w:uiPriority="62" w:semiHidden="0" w:name="Light Grid"/>
-    <w:lsdException w:unhideWhenUsed="0" w:uiPriority="63" w:semiHidden="0" w:name="Medium Shading 1"/>
-    <w:lsdException w:unhideWhenUsed="0" w:uiPriority="64" w:semiHidden="0" w:name="Medium Shading 2"/>
-    <w:lsdException w:unhideWhenUsed="0" w:uiPriority="65" w:semiHidden="0" w:name="Medium List 1"/>
-    <w:lsdException w:unhideWhenUsed="0" w:uiPriority="66" w:semiHidden="0" w:name="Medium List 2"/>
-    <w:lsdException w:unhideWhenUsed="0" w:uiPriority="67" w:semiHidden="0" w:name="Medium Grid 1"/>
-    <w:lsdException w:unhideWhenUsed="0" w:uiPriority="68" w:semiHidden="0" w:name="Medium Grid 2"/>
-    <w:lsdException w:unhideWhenUsed="0" w:uiPriority="69" w:semiHidden="0" w:name="Medium Grid 3"/>
-    <w:lsdException w:unhideWhenUsed="0" w:uiPriority="70" w:semiHidden="0" w:name="Dark List"/>
-    <w:lsdException w:unhideWhenUsed="0" w:uiPriority="71" w:semiHidden="0" w:name="Colorful Shading"/>
-    <w:lsdException w:unhideWhenUsed="0" w:uiPriority="72" w:semiHidden="0" w:name="Colorful List"/>
-    <w:lsdException w:unhideWhenUsed="0" w:uiPriority="73" w:semiHidden="0" w:name="Colorful Grid"/>
-    <w:lsdException w:unhideWhenUsed="0" w:uiPriority="60" w:semiHidden="0" w:name="Light Shading Accent 1"/>
-    <w:lsdException w:unhideWhenUsed="0" w:uiPriority="61" w:semiHidden="0" w:name="Light List Accent 1"/>
-    <w:lsdException w:unhideWhenUsed="0" w:uiPriority="62" w:semiHidden="0" w:name="Light Grid Accent 1"/>
-    <w:lsdException w:unhideWhenUsed="0" w:uiPriority="63" w:semiHidden="0" w:name="Medium Shading 1 Accent 1"/>
-    <w:lsdException w:unhideWhenUsed="0" w:uiPriority="64" w:semiHidden="0" w:name="Medium Shading 2 Accent 1"/>
-    <w:lsdException w:unhideWhenUsed="0" w:uiPriority="65" w:semiHidden="0" w:name="Medium List 1 Accent 1"/>
-    <w:lsdException w:unhideWhenUsed="0" w:uiPriority="66" w:semiHidden="0" w:name="Medium List 2 Accent 1"/>
-    <w:lsdException w:unhideWhenUsed="0" w:uiPriority="67" w:semiHidden="0" w:name="Medium Grid 1 Accent 1"/>
-    <w:lsdException w:unhideWhenUsed="0" w:uiPriority="68" w:semiHidden="0" w:name="Medium Grid 2 Accent 1"/>
-    <w:lsdException w:unhideWhenUsed="0" w:uiPriority="69" w:semiHidden="0" w:name="Medium Grid 3 Accent 1"/>
-    <w:lsdException w:unhideWhenUsed="0" w:uiPriority="70" w:semiHidden="0" w:name="Dark List Accent 1"/>
-    <w:lsdException w:unhideWhenUsed="0" w:uiPriority="71" w:semiHidden="0" w:name="Colorful Shading Accent 1"/>
-    <w:lsdException w:unhideWhenUsed="0" w:uiPriority="72" w:semiHidden="0" w:name="Colorful List Accent 1"/>
-    <w:lsdException w:unhideWhenUsed="0" w:uiPriority="73" w:semiHidden="0" w:name="Colorful Grid Accent 1"/>
-    <w:lsdException w:unhideWhenUsed="0" w:uiPriority="60" w:semiHidden="0" w:name="Light Shading Accent 2"/>
-    <w:lsdException w:unhideWhenUsed="0" w:uiPriority="61" w:semiHidden="0" w:name="Light List Accent 2"/>
-    <w:lsdException w:unhideWhenUsed="0" w:uiPriority="62" w:semiHidden="0" w:name="Light Grid Accent 2"/>
-    <w:lsdException w:unhideWhenUsed="0" w:uiPriority="63" w:semiHidden="0" w:name="Medium Shading 1 Accent 2"/>
-    <w:lsdException w:unhideWhenUsed="0" w:uiPriority="64" w:semiHidden="0" w:name="Medium Shading 2 Accent 2"/>
-    <w:lsdException w:unhideWhenUsed="0" w:uiPriority="65" w:semiHidden="0" w:name="Medium List 1 Accent 2"/>
-    <w:lsdException w:unhideWhenUsed="0" w:uiPriority="66" w:semiHidden="0" w:name="Medium List 2 Accent 2"/>
-    <w:lsdException w:unhideWhenUsed="0" w:uiPriority="67" w:semiHidden="0" w:name="Medium Grid 1 Accent 2"/>
-    <w:lsdException w:unhideWhenUsed="0" w:uiPriority="68" w:semiHidden="0" w:name="Medium Grid 2 Accent 2"/>
-    <w:lsdException w:unhideWhenUsed="0" w:uiPriority="69" w:semiHidden="0" w:name="Medium Grid 3 Accent 2"/>
-    <w:lsdException w:unhideWhenUsed="0" w:uiPriority="70" w:semiHidden="0" w:name="Dark List Accent 2"/>
-    <w:lsdException w:unhideWhenUsed="0" w:uiPriority="71" w:semiHidden="0" w:name="Colorful Shading Accent 2"/>
-    <w:lsdException w:unhideWhenUsed="0" w:uiPriority="72" w:semiHidden="0" w:name="Colorful List Accent 2"/>
-    <w:lsdException w:unhideWhenUsed="0" w:uiPriority="73" w:semiHidden="0" w:name="Colorful Grid Accent 2"/>
-    <w:lsdException w:unhideWhenUsed="0" w:uiPriority="60" w:semiHidden="0" w:name="Light Shading Accent 3"/>
-    <w:lsdException w:unhideWhenUsed="0" w:uiPriority="61" w:semiHidden="0" w:name="Light List Accent 3"/>
-    <w:lsdException w:unhideWhenUsed="0" w:uiPriority="62" w:semiHidden="0" w:name="Light Grid Accent 3"/>
-    <w:lsdException w:unhideWhenUsed="0" w:uiPriority="63" w:semiHidden="0" w:name="Medium Shading 1 Accent 3"/>
-    <w:lsdException w:unhideWhenUsed="0" w:uiPriority="64" w:semiHidden="0" w:name="Medium Shading 2 Accent 3"/>
-    <w:lsdException w:unhideWhenUsed="0" w:uiPriority="65" w:semiHidden="0" w:name="Medium List 1 Accent 3"/>
-    <w:lsdException w:unhideWhenUsed="0" w:uiPriority="66" w:semiHidden="0" w:name="Medium List 2 Accent 3"/>
-    <w:lsdException w:unhideWhenUsed="0" w:uiPriority="67" w:semiHidden="0" w:name="Medium Grid 1 Accent 3"/>
-    <w:lsdException w:unhideWhenUsed="0" w:uiPriority="68" w:semiHidden="0" w:name="Medium Grid 2 Accent 3"/>
-    <w:lsdException w:unhideWhenUsed="0" w:uiPriority="69" w:semiHidden="0" w:name="Medium Grid 3 Accent 3"/>
-    <w:lsdException w:unhideWhenUsed="0" w:uiPriority="70" w:semiHidden="0" w:name="Dark List Accent 3"/>
-    <w:lsdException w:unhideWhenUsed="0" w:uiPriority="71" w:semiHidden="0" w:name="Colorful Shading Accent 3"/>
-    <w:lsdException w:unhideWhenUsed="0" w:uiPriority="72" w:semiHidden="0" w:name="Colorful List Accent 3"/>
-    <w:lsdException w:unhideWhenUsed="0" w:uiPriority="73" w:semiHidden="0" w:name="Colorful Grid Accent 3"/>
-    <w:lsdException w:unhideWhenUsed="0" w:uiPriority="60" w:semiHidden="0" w:name="Light Shading Accent 4"/>
-    <w:lsdException w:unhideWhenUsed="0" w:uiPriority="61" w:semiHidden="0" w:name="Light List Accent 4"/>
-    <w:lsdException w:unhideWhenUsed="0" w:uiPriority="62" w:semiHidden="0" w:name="Light Grid Accent 4"/>
-    <w:lsdException w:unhideWhenUsed="0" w:uiPriority="63" w:semiHidden="0" w:name="Medium Shading 1 Accent 4"/>
-    <w:lsdException w:unhideWhenUsed="0" w:uiPriority="64" w:semiHidden="0" w:name="Medium Shading 2 Accent 4"/>
-    <w:lsdException w:unhideWhenUsed="0" w:uiPriority="65" w:semiHidden="0" w:name="Medium List 1 Accent 4"/>
-    <w:lsdException w:unhideWhenUsed="0" w:uiPriority="66" w:semiHidden="0" w:name="Medium List 2 Accent 4"/>
-    <w:lsdException w:unhideWhenUsed="0" w:uiPriority="67" w:semiHidden="0" w:name="Medium Grid 1 Accent 4"/>
-    <w:lsdException w:unhideWhenUsed="0" w:uiPriority="68" w:semiHidden="0" w:name="Medium Grid 2 Accent 4"/>
-    <w:lsdException w:unhideWhenUsed="0" w:uiPriority="69" w:semiHidden="0" w:name="Medium Grid 3 Accent 4"/>
-    <w:lsdException w:unhideWhenUsed="0" w:uiPriority="70" w:semiHidden="0" w:name="Dark List Accent 4"/>
-    <w:lsdException w:unhideWhenUsed="0" w:uiPriority="71" w:semiHidden="0" w:name="Colorful Shading Accent 4"/>
-    <w:lsdException w:unhideWhenUsed="0" w:uiPriority="72" w:semiHidden="0" w:name="Colorful List Accent 4"/>
-    <w:lsdException w:unhideWhenUsed="0" w:uiPriority="73" w:semiHidden="0" w:name="Colorful Grid Accent 4"/>
-    <w:lsdException w:unhideWhenUsed="0" w:uiPriority="60" w:semiHidden="0" w:name="Light Shading Accent 5"/>
-    <w:lsdException w:unhideWhenUsed="0" w:uiPriority="61" w:semiHidden="0" w:name="Light List Accent 5"/>
-    <w:lsdException w:unhideWhenUsed="0" w:uiPriority="62" w:semiHidden="0" w:name="Light Grid Accent 5"/>
-    <w:lsdException w:unhideWhenUsed="0" w:uiPriority="63" w:semiHidden="0" w:name="Medium Shading 1 Accent 5"/>
-    <w:lsdException w:unhideWhenUsed="0" w:uiPriority="64" w:semiHidden="0" w:name="Medium Shading 2 Accent 5"/>
-    <w:lsdException w:unhideWhenUsed="0" w:uiPriority="65" w:semiHidden="0" w:name="Medium List 1 Accent 5"/>
-    <w:lsdException w:unhideWhenUsed="0" w:uiPriority="66" w:semiHidden="0" w:name="Medium List 2 Accent 5"/>
-    <w:lsdException w:unhideWhenUsed="0" w:uiPriority="67" w:semiHidden="0" w:name="Medium Grid 1 Accent 5"/>
-    <w:lsdException w:unhideWhenUsed="0" w:uiPriority="68" w:semiHidden="0" w:name="Medium Grid 2 Accent 5"/>
-    <w:lsdException w:unhideWhenUsed="0" w:uiPriority="69" w:semiHidden="0" w:name="Medium Grid 3 Accent 5"/>
-    <w:lsdException w:unhideWhenUsed="0" w:uiPriority="70" w:semiHidden="0" w:name="Dark List Accent 5"/>
-    <w:lsdException w:unhideWhenUsed="0" w:uiPriority="71" w:semiHidden="0" w:name="Colorful Shading Accent 5"/>
-    <w:lsdException w:unhideWhenUsed="0" w:uiPriority="72" w:semiHidden="0" w:name="Colorful List Accent 5"/>
-    <w:lsdException w:unhideWhenUsed="0" w:uiPriority="73" w:semiHidden="0" w:name="Colorful Grid Accent 5"/>
-    <w:lsdException w:unhideWhenUsed="0" w:uiPriority="60" w:semiHidden="0" w:name="Light Shading Accent 6"/>
-    <w:lsdException w:unhideWhenUsed="0" w:uiPriority="61" w:semiHidden="0" w:name="Light List Accent 6"/>
-    <w:lsdException w:unhideWhenUsed="0" w:uiPriority="62" w:semiHidden="0" w:name="Light Grid Accent 6"/>
-    <w:lsdException w:unhideWhenUsed="0" w:uiPriority="63" w:semiHidden="0" w:name="Medium Shading 1 Accent 6"/>
-    <w:lsdException w:unhideWhenUsed="0" w:uiPriority="64" w:semiHidden="0" w:name="Medium Shading 2 Accent 6"/>
-    <w:lsdException w:unhideWhenUsed="0" w:uiPriority="65" w:semiHidden="0" w:name="Medium List 1 Accent 6"/>
-    <w:lsdException w:unhideWhenUsed="0" w:uiPriority="66" w:semiHidden="0" w:name="Medium List 2 Accent 6"/>
-    <w:lsdException w:unhideWhenUsed="0" w:uiPriority="67" w:semiHidden="0" w:name="Medium Grid 1 Accent 6"/>
-    <w:lsdException w:unhideWhenUsed="0" w:uiPriority="68" w:semiHidden="0" w:name="Medium Grid 2 Accent 6"/>
-    <w:lsdException w:unhideWhenUsed="0" w:uiPriority="69" w:semiHidden="0" w:name="Medium Grid 3 Accent 6"/>
-    <w:lsdException w:unhideWhenUsed="0" w:uiPriority="70" w:semiHidden="0" w:name="Dark List Accent 6"/>
-    <w:lsdException w:unhideWhenUsed="0" w:uiPriority="71" w:semiHidden="0" w:name="Colorful Shading Accent 6"/>
-    <w:lsdException w:unhideWhenUsed="0" w:uiPriority="72" w:semiHidden="0" w:name="Colorful List Accent 6"/>
-    <w:lsdException w:unhideWhenUsed="0" w:uiPriority="73" w:semiHidden="0" w:name="Colorful Grid Accent 6"/>
+  <w:latentStyles w:defLockedState="0" w:defUIPriority="99" w:defSemiHidden="1" w:defUnhideWhenUsed="1" w:defQFormat="0" w:count="260">
+    <w:lsdException w:name="Normal" w:uiPriority="0" w:semiHidden="0" w:unhideWhenUsed="0" w:qFormat="1"/>
+    <w:lsdException w:name="heading 1" w:uiPriority="9" w:semiHidden="0" w:unhideWhenUsed="0" w:qFormat="1"/>
+    <w:lsdException w:name="heading 2" w:uiPriority="9" w:qFormat="1"/>
+    <w:lsdException w:name="heading 3" w:uiPriority="9" w:qFormat="1"/>
+    <w:lsdException w:name="heading 4" w:uiPriority="9" w:qFormat="1"/>
+    <w:lsdException w:name="heading 5" w:uiPriority="9" w:qFormat="1"/>
+    <w:lsdException w:name="heading 6" w:uiPriority="9" w:qFormat="1"/>
+    <w:lsdException w:name="heading 7" w:uiPriority="9" w:qFormat="1"/>
+    <w:lsdException w:name="heading 8" w:uiPriority="9" w:qFormat="1"/>
+    <w:lsdException w:name="heading 9" w:uiPriority="9" w:qFormat="1"/>
+    <w:lsdException w:name="index 1" w:uiPriority="0" w:semiHidden="0" w:unhideWhenUsed="0"/>
+    <w:lsdException w:name="index 2" w:uiPriority="0" w:semiHidden="0" w:unhideWhenUsed="0"/>
+    <w:lsdException w:name="index 3" w:uiPriority="0" w:semiHidden="0" w:unhideWhenUsed="0"/>
+    <w:lsdException w:name="index 4" w:uiPriority="0" w:semiHidden="0" w:unhideWhenUsed="0"/>
+    <w:lsdException w:name="index 5" w:uiPriority="0" w:semiHidden="0" w:unhideWhenUsed="0"/>
+    <w:lsdException w:name="index 6" w:uiPriority="0" w:semiHidden="0" w:unhideWhenUsed="0"/>
+    <w:lsdException w:name="index 7" w:uiPriority="0" w:semiHidden="0" w:unhideWhenUsed="0"/>
+    <w:lsdException w:name="index 8" w:uiPriority="0" w:semiHidden="0" w:unhideWhenUsed="0"/>
+    <w:lsdException w:name="index 9" w:uiPriority="0" w:semiHidden="0" w:unhideWhenUsed="0"/>
+    <w:lsdException w:name="toc 1" w:uiPriority="0" w:semiHidden="0" w:unhideWhenUsed="0"/>
+    <w:lsdException w:name="toc 2" w:uiPriority="0" w:semiHidden="0" w:unhideWhenUsed="0"/>
+    <w:lsdException w:name="toc 3" w:uiPriority="0" w:semiHidden="0" w:unhideWhenUsed="0"/>
+    <w:lsdException w:name="toc 4" w:uiPriority="0" w:semiHidden="0" w:unhideWhenUsed="0"/>
+    <w:lsdException w:name="toc 5" w:uiPriority="0" w:semiHidden="0" w:unhideWhenUsed="0"/>
+    <w:lsdException w:name="toc 6" w:uiPriority="0" w:semiHidden="0" w:unhideWhenUsed="0"/>
+    <w:lsdException w:name="toc 7" w:uiPriority="0" w:semiHidden="0" w:unhideWhenUsed="0"/>
+    <w:lsdException w:name="toc 8" w:uiPriority="0" w:semiHidden="0" w:unhideWhenUsed="0"/>
+    <w:lsdException w:name="toc 9" w:uiPriority="0" w:semiHidden="0" w:unhideWhenUsed="0"/>
+    <w:lsdException w:name="Normal Indent" w:uiPriority="0" w:semiHidden="0" w:unhideWhenUsed="0"/>
+    <w:lsdException w:name="footnote text" w:uiPriority="9" w:semiHidden="0" w:qFormat="1"/>
+    <w:lsdException w:name="annotation text" w:uiPriority="0" w:semiHidden="0" w:unhideWhenUsed="0"/>
+    <w:lsdException w:name="header" w:uiPriority="0" w:semiHidden="0" w:unhideWhenUsed="0"/>
+    <w:lsdException w:name="footer" w:uiPriority="0" w:semiHidden="0" w:unhideWhenUsed="0"/>
+    <w:lsdException w:name="index heading" w:uiPriority="0" w:semiHidden="0" w:unhideWhenUsed="0"/>
+    <w:lsdException w:name="caption" w:uiPriority="0" w:semiHidden="0" w:unhideWhenUsed="0" w:qFormat="1"/>
+    <w:lsdException w:name="table of figures" w:uiPriority="0" w:semiHidden="0" w:unhideWhenUsed="0"/>
+    <w:lsdException w:name="envelope address" w:uiPriority="0" w:semiHidden="0" w:unhideWhenUsed="0"/>
+    <w:lsdException w:name="envelope return" w:uiPriority="0" w:semiHidden="0" w:unhideWhenUsed="0"/>
+    <w:lsdException w:name="footnote reference" w:uiPriority="0" w:semiHidden="0" w:unhideWhenUsed="0" w:qFormat="1"/>
+    <w:lsdException w:name="annotation reference" w:uiPriority="0" w:semiHidden="0" w:unhideWhenUsed="0"/>
+    <w:lsdException w:name="line number" w:uiPriority="0" w:semiHidden="0" w:unhideWhenUsed="0"/>
+    <w:lsdException w:name="page number" w:uiPriority="0" w:semiHidden="0" w:unhideWhenUsed="0"/>
+    <w:lsdException w:name="endnote reference" w:uiPriority="0" w:semiHidden="0" w:unhideWhenUsed="0"/>
+    <w:lsdException w:name="endnote text" w:uiPriority="0" w:semiHidden="0" w:unhideWhenUsed="0"/>
+    <w:lsdException w:name="table of authorities" w:uiPriority="0" w:semiHidden="0" w:unhideWhenUsed="0"/>
+    <w:lsdException w:name="macro" w:uiPriority="0" w:semiHidden="0" w:unhideWhenUsed="0"/>
+    <w:lsdException w:name="toa heading" w:uiPriority="0" w:semiHidden="0" w:unhideWhenUsed="0"/>
+    <w:lsdException w:name="List" w:uiPriority="0" w:semiHidden="0" w:unhideWhenUsed="0"/>
+    <w:lsdException w:name="List Bullet" w:uiPriority="0" w:semiHidden="0" w:unhideWhenUsed="0"/>
+    <w:lsdException w:name="List Number" w:uiPriority="0" w:semiHidden="0" w:unhideWhenUsed="0"/>
+    <w:lsdException w:name="List 2" w:uiPriority="0" w:semiHidden="0" w:unhideWhenUsed="0"/>
+    <w:lsdException w:name="List 3" w:uiPriority="0" w:semiHidden="0" w:unhideWhenUsed="0"/>
+    <w:lsdException w:name="List 4" w:uiPriority="0" w:semiHidden="0" w:unhideWhenUsed="0"/>
+    <w:lsdException w:name="List 5" w:uiPriority="0" w:semiHidden="0" w:unhideWhenUsed="0"/>
+    <w:lsdException w:name="List Bullet 2" w:uiPriority="0" w:semiHidden="0" w:unhideWhenUsed="0"/>
+    <w:lsdException w:name="List Bullet 3" w:uiPriority="0" w:semiHidden="0" w:unhideWhenUsed="0"/>
+    <w:lsdException w:name="List Bullet 4" w:uiPriority="0" w:semiHidden="0" w:unhideWhenUsed="0"/>
+    <w:lsdException w:name="List Bullet 5" w:uiPriority="0" w:semiHidden="0" w:unhideWhenUsed="0"/>
+    <w:lsdException w:name="List Number 2" w:uiPriority="0" w:semiHidden="0" w:unhideWhenUsed="0"/>
+    <w:lsdException w:name="List Number 3" w:uiPriority="0" w:semiHidden="0" w:unhideWhenUsed="0"/>
+    <w:lsdException w:name="List Number 4" w:uiPriority="0" w:semiHidden="0" w:unhideWhenUsed="0"/>
+    <w:lsdException w:name="List Number 5" w:uiPriority="0" w:semiHidden="0" w:unhideWhenUsed="0"/>
+    <w:lsdException w:name="Title" w:uiPriority="10" w:semiHidden="0" w:unhideWhenUsed="0" w:qFormat="1"/>
+    <w:lsdException w:name="Closing" w:uiPriority="0" w:semiHidden="0" w:unhideWhenUsed="0"/>
+    <w:lsdException w:name="Signature" w:uiPriority="0" w:semiHidden="0" w:unhideWhenUsed="0"/>
+    <w:lsdException w:name="Default Paragraph Font" w:uiPriority="0"/>
+    <w:lsdException w:name="Body Text" w:uiPriority="0" w:semiHidden="0" w:unhideWhenUsed="0" w:qFormat="1"/>
+    <w:lsdException w:name="Body Text Indent" w:uiPriority="0" w:semiHidden="0" w:unhideWhenUsed="0"/>
+    <w:lsdException w:name="List Continue" w:uiPriority="0" w:semiHidden="0" w:unhideWhenUsed="0"/>
+    <w:lsdException w:name="List Continue 2" w:uiPriority="0" w:semiHidden="0" w:unhideWhenUsed="0"/>
+    <w:lsdException w:name="List Continue 3" w:uiPriority="0" w:semiHidden="0" w:unhideWhenUsed="0"/>
+    <w:lsdException w:name="List Continue 4" w:uiPriority="0" w:semiHidden="0" w:unhideWhenUsed="0"/>
+    <w:lsdException w:name="List Continue 5" w:uiPriority="0" w:semiHidden="0" w:unhideWhenUsed="0"/>
+    <w:lsdException w:name="Message Header" w:uiPriority="0" w:semiHidden="0" w:unhideWhenUsed="0"/>
+    <w:lsdException w:name="Subtitle" w:uiPriority="11" w:semiHidden="0" w:unhideWhenUsed="0" w:qFormat="1"/>
+    <w:lsdException w:name="Salutation" w:uiPriority="0" w:semiHidden="0" w:unhideWhenUsed="0"/>
+    <w:lsdException w:name="Date" w:uiPriority="0" w:semiHidden="0" w:unhideWhenUsed="0" w:qFormat="1"/>
+    <w:lsdException w:name="Body Text First Indent" w:uiPriority="0" w:semiHidden="0" w:unhideWhenUsed="0"/>
+    <w:lsdException w:name="Body Text First Indent 2" w:uiPriority="0" w:semiHidden="0" w:unhideWhenUsed="0"/>
+    <w:lsdException w:name="Note Heading" w:uiPriority="0" w:semiHidden="0" w:unhideWhenUsed="0"/>
+    <w:lsdException w:name="Body Text 2" w:uiPriority="0" w:semiHidden="0" w:unhideWhenUsed="0"/>
+    <w:lsdException w:name="Body Text 3" w:uiPriority="0" w:semiHidden="0" w:unhideWhenUsed="0"/>
+    <w:lsdException w:name="Body Text Indent 2" w:uiPriority="0" w:semiHidden="0" w:unhideWhenUsed="0"/>
+    <w:lsdException w:name="Body Text Indent 3" w:uiPriority="0" w:semiHidden="0" w:unhideWhenUsed="0"/>
+    <w:lsdException w:name="Block Text" w:uiPriority="9" w:semiHidden="0" w:qFormat="1"/>
+    <w:lsdException w:name="Hyperlink" w:uiPriority="0" w:semiHidden="0" w:unhideWhenUsed="0" w:qFormat="1"/>
+    <w:lsdException w:name="FollowedHyperlink" w:uiPriority="0" w:semiHidden="0" w:unhideWhenUsed="0"/>
+    <w:lsdException w:name="Strong" w:uiPriority="0" w:semiHidden="0" w:unhideWhenUsed="0"/>
+    <w:lsdException w:name="Emphasis" w:uiPriority="0" w:semiHidden="0" w:unhideWhenUsed="0"/>
+    <w:lsdException w:name="Document Map" w:uiPriority="0" w:semiHidden="0" w:unhideWhenUsed="0"/>
+    <w:lsdException w:name="Plain Text" w:uiPriority="0" w:semiHidden="0" w:unhideWhenUsed="0"/>
+    <w:lsdException w:name="E-mail Signature" w:uiPriority="0" w:semiHidden="0" w:unhideWhenUsed="0"/>
+    <w:lsdException w:name="Normal (Web)" w:uiPriority="0" w:semiHidden="0" w:unhideWhenUsed="0"/>
+    <w:lsdException w:name="HTML Acronym" w:uiPriority="0" w:semiHidden="0" w:unhideWhenUsed="0"/>
+    <w:lsdException w:name="HTML Address" w:uiPriority="0" w:semiHidden="0" w:unhideWhenUsed="0"/>
+    <w:lsdException w:name="HTML Cite" w:uiPriority="0" w:semiHidden="0" w:unhideWhenUsed="0"/>
+    <w:lsdException w:name="HTML Code" w:uiPriority="0" w:semiHidden="0" w:unhideWhenUsed="0"/>
+    <w:lsdException w:name="HTML Definition" w:uiPriority="0" w:semiHidden="0" w:unhideWhenUsed="0"/>
+    <w:lsdException w:name="HTML Keyboard" w:uiPriority="0" w:semiHidden="0" w:unhideWhenUsed="0"/>
+    <w:lsdException w:name="HTML Preformatted" w:uiPriority="0" w:semiHidden="0" w:unhideWhenUsed="0"/>
+    <w:lsdException w:name="HTML Sample" w:uiPriority="0" w:semiHidden="0" w:unhideWhenUsed="0"/>
+    <w:lsdException w:name="HTML Typewriter" w:uiPriority="0" w:semiHidden="0" w:unhideWhenUsed="0"/>
+    <w:lsdException w:name="HTML Variable" w:uiPriority="0" w:semiHidden="0" w:unhideWhenUsed="0"/>
+    <w:lsdException w:name="Normal Table" w:uiPriority="0" w:semiHidden="0" w:unhideWhenUsed="0"/>
+    <w:lsdException w:name="annotation subject" w:uiPriority="0" w:semiHidden="0" w:unhideWhenUsed="0"/>
+    <w:lsdException w:name="Table Simple 1" w:uiPriority="0" w:semiHidden="0" w:unhideWhenUsed="0"/>
+    <w:lsdException w:name="Table Simple 2" w:uiPriority="0" w:semiHidden="0" w:unhideWhenUsed="0"/>
+    <w:lsdException w:name="Table Simple 3" w:uiPriority="0" w:semiHidden="0" w:unhideWhenUsed="0"/>
+    <w:lsdException w:name="Table Classic 1" w:uiPriority="0" w:semiHidden="0" w:unhideWhenUsed="0"/>
+    <w:lsdException w:name="Table Classic 2" w:uiPriority="0" w:semiHidden="0" w:unhideWhenUsed="0"/>
+    <w:lsdException w:name="Table Classic 3" w:uiPriority="0" w:semiHidden="0" w:unhideWhenUsed="0"/>
+    <w:lsdException w:name="Table Classic 4" w:uiPriority="0" w:semiHidden="0" w:unhideWhenUsed="0"/>
+    <w:lsdException w:name="Table Colorful 1" w:uiPriority="0" w:semiHidden="0" w:unhideWhenUsed="0"/>
+    <w:lsdException w:name="Table Colorful 2" w:uiPriority="0" w:semiHidden="0" w:unhideWhenUsed="0"/>
+    <w:lsdException w:name="Table Colorful 3" w:uiPriority="0" w:semiHidden="0" w:unhideWhenUsed="0"/>
+    <w:lsdException w:name="Table Columns 1" w:uiPriority="0" w:semiHidden="0" w:unhideWhenUsed="0"/>
+    <w:lsdException w:name="Table Columns 2" w:uiPriority="0" w:semiHidden="0" w:unhideWhenUsed="0"/>
+    <w:lsdException w:name="Table Columns 3" w:uiPriority="0" w:semiHidden="0" w:unhideWhenUsed="0"/>
+    <w:lsdException w:name="Table Columns 4" w:uiPriority="0" w:semiHidden="0" w:unhideWhenUsed="0"/>
+    <w:lsdException w:name="Table Columns 5" w:uiPriority="0" w:semiHidden="0" w:unhideWhenUsed="0"/>
+    <w:lsdException w:name="Table Grid 1" w:uiPriority="0" w:semiHidden="0" w:unhideWhenUsed="0"/>
+    <w:lsdException w:name="Table Grid 2" w:uiPriority="0" w:semiHidden="0" w:unhideWhenUsed="0"/>
+    <w:lsdException w:name="Table Grid 3" w:uiPriority="0" w:semiHidden="0" w:unhideWhenUsed="0"/>
+    <w:lsdException w:name="Table Grid 4" w:uiPriority="0" w:semiHidden="0" w:unhideWhenUsed="0"/>
+    <w:lsdException w:name="Table Grid 5" w:uiPriority="0" w:semiHidden="0" w:unhideWhenUsed="0"/>
+    <w:lsdException w:name="Table Grid 6" w:uiPriority="0" w:semiHidden="0" w:unhideWhenUsed="0"/>
+    <w:lsdException w:name="Table Grid 7" w:uiPriority="0" w:semiHidden="0" w:unhideWhenUsed="0"/>
+    <w:lsdException w:name="Table Grid 8" w:uiPriority="0" w:semiHidden="0" w:unhideWhenUsed="0"/>
+    <w:lsdException w:name="Table List 1" w:uiPriority="0" w:semiHidden="0" w:unhideWhenUsed="0"/>
+    <w:lsdException w:name="Table List 2" w:uiPriority="0" w:semiHidden="0" w:unhideWhenUsed="0"/>
+    <w:lsdException w:name="Table List 3" w:uiPriority="0" w:semiHidden="0" w:unhideWhenUsed="0"/>
+    <w:lsdException w:name="Table List 4" w:uiPriority="0" w:semiHidden="0" w:unhideWhenUsed="0"/>
+    <w:lsdException w:name="Table List 5" w:uiPriority="0" w:semiHidden="0" w:unhideWhenUsed="0"/>
+    <w:lsdException w:name="Table List 6" w:uiPriority="0" w:semiHidden="0" w:unhideWhenUsed="0"/>
+    <w:lsdException w:name="Table List 7" w:uiPriority="0" w:semiHidden="0" w:unhideWhenUsed="0"/>
+    <w:lsdException w:name="Table List 8" w:uiPriority="0" w:semiHidden="0" w:unhideWhenUsed="0"/>
+    <w:lsdException w:name="Table 3D effects 1" w:uiPriority="0" w:semiHidden="0" w:unhideWhenUsed="0"/>
+    <w:lsdException w:name="Table 3D effects 2" w:uiPriority="0" w:semiHidden="0" w:unhideWhenUsed="0"/>
+    <w:lsdException w:name="Table 3D effects 3" w:uiPriority="0" w:semiHidden="0" w:unhideWhenUsed="0"/>
+    <w:lsdException w:name="Table Contemporary" w:uiPriority="0" w:semiHidden="0" w:unhideWhenUsed="0"/>
+    <w:lsdException w:name="Table Elegant" w:uiPriority="0" w:semiHidden="0" w:unhideWhenUsed="0"/>
+    <w:lsdException w:name="Table Professional" w:uiPriority="0" w:semiHidden="0" w:unhideWhenUsed="0"/>
+    <w:lsdException w:name="Table Subtle 1" w:uiPriority="0" w:semiHidden="0" w:unhideWhenUsed="0"/>
+    <w:lsdException w:name="Table Subtle 2" w:uiPriority="0" w:semiHidden="0" w:unhideWhenUsed="0"/>
+    <w:lsdException w:name="Table Web 1" w:uiPriority="0" w:semiHidden="0" w:unhideWhenUsed="0"/>
+    <w:lsdException w:name="Table Web 2" w:uiPriority="0" w:semiHidden="0" w:unhideWhenUsed="0"/>
+    <w:lsdException w:name="Table Web 3" w:uiPriority="0" w:semiHidden="0" w:unhideWhenUsed="0"/>
+    <w:lsdException w:name="Balloon Text" w:uiPriority="0" w:semiHidden="0" w:unhideWhenUsed="0"/>
+    <w:lsdException w:name="Table Grid" w:uiPriority="0" w:semiHidden="0" w:unhideWhenUsed="0"/>
+    <w:lsdException w:name="Table Theme" w:uiPriority="0" w:semiHidden="0" w:unhideWhenUsed="0"/>
+    <w:lsdException w:name="Light Shading" w:uiPriority="60" w:semiHidden="0" w:unhideWhenUsed="0"/>
+    <w:lsdException w:name="Light List" w:uiPriority="61" w:semiHidden="0" w:unhideWhenUsed="0"/>
+    <w:lsdException w:name="Light Grid" w:uiPriority="62" w:semiHidden="0" w:unhideWhenUsed="0"/>
+    <w:lsdException w:name="Medium Shading 1" w:uiPriority="63" w:semiHidden="0" w:unhideWhenUsed="0"/>
+    <w:lsdException w:name="Medium Shading 2" w:uiPriority="64" w:semiHidden="0" w:unhideWhenUsed="0"/>
+    <w:lsdException w:name="Medium List 1" w:uiPriority="65" w:semiHidden="0" w:unhideWhenUsed="0"/>
+    <w:lsdException w:name="Medium List 2" w:uiPriority="66" w:semiHidden="0" w:unhideWhenUsed="0"/>
+    <w:lsdException w:name="Medium Grid 1" w:uiPriority="67" w:semiHidden="0" w:unhideWhenUsed="0"/>
+    <w:lsdException w:name="Medium Grid 2" w:uiPriority="68" w:semiHidden="0" w:unhideWhenUsed="0"/>
+    <w:lsdException w:name="Medium Grid 3" w:uiPriority="69" w:semiHidden="0" w:unhideWhenUsed="0"/>
+    <w:lsdException w:name="Dark List" w:uiPriority="70" w:semiHidden="0" w:unhideWhenUsed="0"/>
+    <w:lsdException w:name="Colorful Shading" w:uiPriority="71" w:semiHidden="0" w:unhideWhenUsed="0"/>
+    <w:lsdException w:name="Colorful List" w:uiPriority="72" w:semiHidden="0" w:unhideWhenUsed="0"/>
+    <w:lsdException w:name="Colorful Grid" w:uiPriority="73" w:semiHidden="0" w:unhideWhenUsed="0"/>
+    <w:lsdException w:name="Light Shading Accent 1" w:uiPriority="60" w:semiHidden="0" w:unhideWhenUsed="0"/>
+    <w:lsdException w:name="Light List Accent 1" w:uiPriority="61" w:semiHidden="0" w:unhideWhenUsed="0"/>
+    <w:lsdException w:name="Light Grid Accent 1" w:uiPriority="62" w:semiHidden="0" w:unhideWhenUsed="0"/>
+    <w:lsdException w:name="Medium Shading 1 Accent 1" w:uiPriority="63" w:semiHidden="0" w:unhideWhenUsed="0"/>
+    <w:lsdException w:name="Medium Shading 2 Accent 1" w:uiPriority="64" w:semiHidden="0" w:unhideWhenUsed="0"/>
+    <w:lsdException w:name="Medium List 1 Accent 1" w:uiPriority="65" w:semiHidden="0" w:unhideWhenUsed="0"/>
+    <w:lsdException w:name="Medium List 2 Accent 1" w:uiPriority="66" w:semiHidden="0" w:unhideWhenUsed="0"/>
+    <w:lsdException w:name="Medium Grid 1 Accent 1" w:uiPriority="67" w:semiHidden="0" w:unhideWhenUsed="0"/>
+    <w:lsdException w:name="Medium Grid 2 Accent 1" w:uiPriority="68" w:semiHidden="0" w:unhideWhenUsed="0"/>
+    <w:lsdException w:name="Medium Grid 3 Accent 1" w:uiPriority="69" w:semiHidden="0" w:unhideWhenUsed="0"/>
+    <w:lsdException w:name="Dark List Accent 1" w:uiPriority="70" w:semiHidden="0" w:unhideWhenUsed="0"/>
+    <w:lsdException w:name="Colorful Shading Accent 1" w:uiPriority="71" w:semiHidden="0" w:unhideWhenUsed="0"/>
+    <w:lsdException w:name="Colorful List Accent 1" w:uiPriority="72" w:semiHidden="0" w:unhideWhenUsed="0"/>
+    <w:lsdException w:name="Colorful Grid Accent 1" w:uiPriority="73" w:semiHidden="0" w:unhideWhenUsed="0"/>
+    <w:lsdException w:name="Light Shading Accent 2" w:uiPriority="60" w:semiHidden="0" w:unhideWhenUsed="0"/>
+    <w:lsdException w:name="Light List Accent 2" w:uiPriority="61" w:semiHidden="0" w:unhideWhenUsed="0"/>
+    <w:lsdException w:name="Light Grid Accent 2" w:uiPriority="62" w:semiHidden="0" w:unhideWhenUsed="0"/>
+    <w:lsdException w:name="Medium Shading 1 Accent 2" w:uiPriority="63" w:semiHidden="0" w:unhideWhenUsed="0"/>
+    <w:lsdException w:name="Medium Shading 2 Accent 2" w:uiPriority="64" w:semiHidden="0" w:unhideWhenUsed="0"/>
+    <w:lsdException w:name="Medium List 1 Accent 2" w:uiPriority="65" w:semiHidden="0" w:unhideWhenUsed="0"/>
+    <w:lsdException w:name="Medium List 2 Accent 2" w:uiPriority="66" w:semiHidden="0" w:unhideWhenUsed="0"/>
+    <w:lsdException w:name="Medium Grid 1 Accent 2" w:uiPriority="67" w:semiHidden="0" w:unhideWhenUsed="0"/>
+    <w:lsdException w:name="Medium Grid 2 Accent 2" w:uiPriority="68" w:semiHidden="0" w:unhideWhenUsed="0"/>
+    <w:lsdException w:name="Medium Grid 3 Accent 2" w:uiPriority="69" w:semiHidden="0" w:unhideWhenUsed="0"/>
+    <w:lsdException w:name="Dark List Accent 2" w:uiPriority="70" w:semiHidden="0" w:unhideWhenUsed="0"/>
+    <w:lsdException w:name="Colorful Shading Accent 2" w:uiPriority="71" w:semiHidden="0" w:unhideWhenUsed="0"/>
+    <w:lsdException w:name="Colorful List Accent 2" w:uiPriority="72" w:semiHidden="0" w:unhideWhenUsed="0"/>
+    <w:lsdException w:name="Colorful Grid Accent 2" w:uiPriority="73" w:semiHidden="0" w:unhideWhenUsed="0"/>
+    <w:lsdException w:name="Light Shading Accent 3" w:uiPriority="60" w:semiHidden="0" w:unhideWhenUsed="0"/>
+    <w:lsdException w:name="Light List Accent 3" w:uiPriority="61" w:semiHidden="0" w:unhideWhenUsed="0"/>
+    <w:lsdException w:name="Light Grid Accent 3" w:uiPriority="62" w:semiHidden="0" w:unhideWhenUsed="0"/>
+    <w:lsdException w:name="Medium Shading 1 Accent 3" w:uiPriority="63" w:semiHidden="0" w:unhideWhenUsed="0"/>
+    <w:lsdException w:name="Medium Shading 2 Accent 3" w:uiPriority="64" w:semiHidden="0" w:unhideWhenUsed="0"/>
+    <w:lsdException w:name="Medium List 1 Accent 3" w:uiPriority="65" w:semiHidden="0" w:unhideWhenUsed="0"/>
+    <w:lsdException w:name="Medium List 2 Accent 3" w:uiPriority="66" w:semiHidden="0" w:unhideWhenUsed="0"/>
+    <w:lsdException w:name="Medium Grid 1 Accent 3" w:uiPriority="67" w:semiHidden="0" w:unhideWhenUsed="0"/>
+    <w:lsdException w:name="Medium Grid 2 Accent 3" w:uiPriority="68" w:semiHidden="0" w:unhideWhenUsed="0"/>
+    <w:lsdException w:name="Medium Grid 3 Accent 3" w:uiPriority="69" w:semiHidden="0" w:unhideWhenUsed="0"/>
+    <w:lsdException w:name="Dark List Accent 3" w:uiPriority="70" w:semiHidden="0" w:unhideWhenUsed="0"/>
+    <w:lsdException w:name="Colorful Shading Accent 3" w:uiPriority="71" w:semiHidden="0" w:unhideWhenUsed="0"/>
+    <w:lsdException w:name="Colorful List Accent 3" w:uiPriority="72" w:semiHidden="0" w:unhideWhenUsed="0"/>
+    <w:lsdException w:name="Colorful Grid Accent 3" w:uiPriority="73" w:semiHidden="0" w:unhideWhenUsed="0"/>
+    <w:lsdException w:name="Light Shading Accent 4" w:uiPriority="60" w:semiHidden="0" w:unhideWhenUsed="0"/>
+    <w:lsdException w:name="Light List Accent 4" w:uiPriority="61" w:semiHidden="0" w:unhideWhenUsed="0"/>
+    <w:lsdException w:name="Light Grid Accent 4" w:uiPriority="62" w:semiHidden="0" w:unhideWhenUsed="0"/>
+    <w:lsdException w:name="Medium Shading 1 Accent 4" w:uiPriority="63" w:semiHidden="0" w:unhideWhenUsed="0"/>
+    <w:lsdException w:name="Medium Shading 2 Accent 4" w:uiPriority="64" w:semiHidden="0" w:unhideWhenUsed="0"/>
+    <w:lsdException w:name="Medium List 1 Accent 4" w:uiPriority="65" w:semiHidden="0" w:unhideWhenUsed="0"/>
+    <w:lsdException w:name="Medium List 2 Accent 4" w:uiPriority="66" w:semiHidden="0" w:unhideWhenUsed="0"/>
+    <w:lsdException w:name="Medium Grid 1 Accent 4" w:uiPriority="67" w:semiHidden="0" w:unhideWhenUsed="0"/>
+    <w:lsdException w:name="Medium Grid 2 Accent 4" w:uiPriority="68" w:semiHidden="0" w:unhideWhenUsed="0"/>
+    <w:lsdException w:name="Medium Grid 3 Accent 4" w:uiPriority="69" w:semiHidden="0" w:unhideWhenUsed="0"/>
+    <w:lsdException w:name="Dark List Accent 4" w:uiPriority="70" w:semiHidden="0" w:unhideWhenUsed="0"/>
+    <w:lsdException w:name="Colorful Shading Accent 4" w:uiPriority="71" w:semiHidden="0" w:unhideWhenUsed="0"/>
+    <w:lsdException w:name="Colorful List Accent 4" w:uiPriority="72" w:semiHidden="0" w:unhideWhenUsed="0"/>
+    <w:lsdException w:name="Colorful Grid Accent 4" w:uiPriority="73" w:semiHidden="0" w:unhideWhenUsed="0"/>
+    <w:lsdException w:name="Light Shading Accent 5" w:uiPriority="60" w:semiHidden="0" w:unhideWhenUsed="0"/>
+    <w:lsdException w:name="Light List Accent 5" w:uiPriority="61" w:semiHidden="0" w:unhideWhenUsed="0"/>
+    <w:lsdException w:name="Light Grid Accent 5" w:uiPriority="62" w:semiHidden="0" w:unhideWhenUsed="0"/>
+    <w:lsdException w:name="Medium Shading 1 Accent 5" w:uiPriority="63" w:semiHidden="0" w:unhideWhenUsed="0"/>
+    <w:lsdException w:name="Medium Shading 2 Accent 5" w:uiPriority="64" w:semiHidden="0" w:unhideWhenUsed="0"/>
+    <w:lsdException w:name="Medium List 1 Accent 5" w:uiPriority="65" w:semiHidden="0" w:unhideWhenUsed="0"/>
+    <w:lsdException w:name="Medium List 2 Accent 5" w:uiPriority="66" w:semiHidden="0" w:unhideWhenUsed="0"/>
+    <w:lsdException w:name="Medium Grid 1 Accent 5" w:uiPriority="67" w:semiHidden="0" w:unhideWhenUsed="0"/>
+    <w:lsdException w:name="Medium Grid 2 Accent 5" w:uiPriority="68" w:semiHidden="0" w:unhideWhenUsed="0"/>
+    <w:lsdException w:name="Medium Grid 3 Accent 5" w:uiPriority="69" w:semiHidden="0" w:unhideWhenUsed="0"/>
+    <w:lsdException w:name="Dark List Accent 5" w:uiPriority="70" w:semiHidden="0" w:unhideWhenUsed="0"/>
+    <w:lsdException w:name="Colorful Shading Accent 5" w:uiPriority="71" w:semiHidden="0" w:unhideWhenUsed="0"/>
+    <w:lsdException w:name="Colorful List Accent 5" w:uiPriority="72" w:semiHidden="0" w:unhideWhenUsed="0"/>
+    <w:lsdException w:name="Colorful Grid Accent 5" w:uiPriority="73" w:semiHidden="0" w:unhideWhenUsed="0"/>
+    <w:lsdException w:name="Light Shading Accent 6" w:uiPriority="60" w:semiHidden="0" w:unhideWhenUsed="0"/>
+    <w:lsdException w:name="Light List Accent 6" w:uiPriority="61" w:semiHidden="0" w:unhideWhenUsed="0"/>
+    <w:lsdException w:name="Light Grid Accent 6" w:uiPriority="62" w:semiHidden="0" w:unhideWhenUsed="0"/>
+    <w:lsdException w:name="Medium Shading 1 Accent 6" w:uiPriority="63" w:semiHidden="0" w:unhideWhenUsed="0"/>
+    <w:lsdException w:name="Medium Shading 2 Accent 6" w:uiPriority="64" w:semiHidden="0" w:unhideWhenUsed="0"/>
+    <w:lsdException w:name="Medium List 1 Accent 6" w:uiPriority="65" w:semiHidden="0" w:unhideWhenUsed="0"/>
+    <w:lsdException w:name="Medium List 2 Accent 6" w:uiPriority="66" w:semiHidden="0" w:unhideWhenUsed="0"/>
+    <w:lsdException w:name="Medium Grid 1 Accent 6" w:uiPriority="67" w:semiHidden="0" w:unhideWhenUsed="0"/>
+    <w:lsdException w:name="Medium Grid 2 Accent 6" w:uiPriority="68" w:semiHidden="0" w:unhideWhenUsed="0"/>
+    <w:lsdException w:name="Medium Grid 3 Accent 6" w:uiPriority="69" w:semiHidden="0" w:unhideWhenUsed="0"/>
+    <w:lsdException w:name="Dark List Accent 6" w:uiPriority="70" w:semiHidden="0" w:unhideWhenUsed="0"/>
+    <w:lsdException w:name="Colorful Shading Accent 6" w:uiPriority="71" w:semiHidden="0" w:unhideWhenUsed="0"/>
+    <w:lsdException w:name="Colorful List Accent 6" w:uiPriority="72" w:semiHidden="0" w:unhideWhenUsed="0"/>
+    <w:lsdException w:name="Colorful Grid Accent 6" w:uiPriority="73" w:semiHidden="0" w:unhideWhenUsed="0"/>
   </w:latentStyles>
-  <w:style w:type="paragraph" w:default="1" w:styleId="1">
+  <w:style w:type="paragraph" w:styleId="1" w:default="1">
     <w:name w:val="Normal"/>
     <w:qFormat/>
     <w:uiPriority w:val="0"/>
@@ -5507,13 +5607,13 @@
       <w:color w:val="262626" w:themeColor="text1" w:themeTint="D8"/>
     </w:rPr>
   </w:style>
-  <w:style w:type="character" w:default="1" w:styleId="19">
+  <w:style w:type="character" w:styleId="19" w:default="1">
     <w:name w:val="Default Paragraph Font"/>
     <w:semiHidden/>
     <w:unhideWhenUsed/>
     <w:uiPriority w:val="0"/>
   </w:style>
-  <w:style w:type="table" w:default="1" w:styleId="18">
+  <w:style w:type="table" w:styleId="18" w:default="1">
     <w:name w:val="Normal Table"/>
     <w:uiPriority w:val="0"/>
     <w:tblPr>
@@ -5622,7 +5722,7 @@
       <w:color w:val="156082" w:themeColor="accent1"/>
     </w:rPr>
   </w:style>
-  <w:style w:type="character" w:customStyle="1" w:styleId="21">
+  <w:style w:type="character" w:styleId="21" w:customStyle="1">
     <w:name w:val="Body Text Char"/>
     <w:basedOn w:val="19"/>
     <w:link w:val="3"/>
@@ -5638,14 +5738,14 @@
       <w:vertAlign w:val="superscript"/>
     </w:rPr>
   </w:style>
-  <w:style w:type="paragraph" w:customStyle="1" w:styleId="23">
+  <w:style w:type="paragraph" w:styleId="23" w:customStyle="1">
     <w:name w:val="First Paragraph"/>
     <w:basedOn w:val="3"/>
     <w:next w:val="3"/>
     <w:qFormat/>
     <w:uiPriority w:val="0"/>
   </w:style>
-  <w:style w:type="paragraph" w:customStyle="1" w:styleId="24">
+  <w:style w:type="paragraph" w:styleId="24" w:customStyle="1">
     <w:name w:val="Compact"/>
     <w:basedOn w:val="3"/>
     <w:qFormat/>
@@ -5654,7 +5754,7 @@
       <w:spacing w:before="36" w:after="36"/>
     </w:pPr>
   </w:style>
-  <w:style w:type="character" w:customStyle="1" w:styleId="25">
+  <w:style w:type="character" w:styleId="25" w:customStyle="1">
     <w:name w:val="Title Char"/>
     <w:basedOn w:val="19"/>
     <w:link w:val="15"/>
@@ -5665,7 +5765,7 @@
       <w:szCs w:val="56"/>
     </w:rPr>
   </w:style>
-  <w:style w:type="character" w:customStyle="1" w:styleId="26">
+  <w:style w:type="character" w:styleId="26" w:customStyle="1">
     <w:name w:val="Subtitle Char"/>
     <w:basedOn w:val="19"/>
     <w:link w:val="16"/>
@@ -5678,7 +5778,7 @@
       <w:szCs w:val="28"/>
     </w:rPr>
   </w:style>
-  <w:style w:type="paragraph" w:customStyle="1" w:styleId="27">
+  <w:style w:type="paragraph" w:styleId="27" w:customStyle="1">
     <w:name w:val="Author"/>
     <w:basedOn w:val="15"/>
     <w:next w:val="3"/>
@@ -5693,7 +5793,7 @@
       <w:szCs w:val="24"/>
     </w:rPr>
   </w:style>
-  <w:style w:type="paragraph" w:customStyle="1" w:styleId="28">
+  <w:style w:type="paragraph" w:styleId="28" w:customStyle="1">
     <w:name w:val="Abstract Title"/>
     <w:basedOn w:val="1"/>
     <w:next w:val="29"/>
@@ -5711,7 +5811,7 @@
       <w:szCs w:val="20"/>
     </w:rPr>
   </w:style>
-  <w:style w:type="paragraph" w:customStyle="1" w:styleId="29">
+  <w:style w:type="paragraph" w:styleId="29" w:customStyle="1">
     <w:name w:val="Abstract"/>
     <w:basedOn w:val="1"/>
     <w:next w:val="3"/>
@@ -5727,13 +5827,13 @@
       <w:szCs w:val="20"/>
     </w:rPr>
   </w:style>
-  <w:style w:type="paragraph" w:customStyle="1" w:styleId="30">
+  <w:style w:type="paragraph" w:styleId="30" w:customStyle="1">
     <w:name w:val="Bibliography"/>
     <w:basedOn w:val="1"/>
     <w:qFormat/>
     <w:uiPriority w:val="0"/>
   </w:style>
-  <w:style w:type="character" w:customStyle="1" w:styleId="31">
+  <w:style w:type="character" w:styleId="31" w:customStyle="1">
     <w:name w:val="Heading 1 Char"/>
     <w:basedOn w:val="19"/>
     <w:link w:val="2"/>
@@ -5746,7 +5846,7 @@
       <w:szCs w:val="40"/>
     </w:rPr>
   </w:style>
-  <w:style w:type="character" w:customStyle="1" w:styleId="32">
+  <w:style w:type="character" w:styleId="32" w:customStyle="1">
     <w:name w:val="Heading 2 Char"/>
     <w:basedOn w:val="19"/>
     <w:link w:val="4"/>
@@ -5759,7 +5859,7 @@
       <w:szCs w:val="32"/>
     </w:rPr>
   </w:style>
-  <w:style w:type="character" w:customStyle="1" w:styleId="33">
+  <w:style w:type="character" w:styleId="33" w:customStyle="1">
     <w:name w:val="Heading 3 Char"/>
     <w:basedOn w:val="19"/>
     <w:link w:val="5"/>
@@ -5772,7 +5872,7 @@
       <w:szCs w:val="28"/>
     </w:rPr>
   </w:style>
-  <w:style w:type="character" w:customStyle="1" w:styleId="34">
+  <w:style w:type="character" w:styleId="34" w:customStyle="1">
     <w:name w:val="Heading 4 Char"/>
     <w:basedOn w:val="19"/>
     <w:link w:val="6"/>
@@ -5785,7 +5885,7 @@
       <w:color w:val="0F4761" w:themeColor="accent1" w:themeShade="BF"/>
     </w:rPr>
   </w:style>
-  <w:style w:type="character" w:customStyle="1" w:styleId="35">
+  <w:style w:type="character" w:styleId="35" w:customStyle="1">
     <w:name w:val="Heading 5 Char"/>
     <w:basedOn w:val="19"/>
     <w:link w:val="7"/>
@@ -5796,7 +5896,7 @@
       <w:color w:val="0F4761" w:themeColor="accent1" w:themeShade="BF"/>
     </w:rPr>
   </w:style>
-  <w:style w:type="character" w:customStyle="1" w:styleId="36">
+  <w:style w:type="character" w:styleId="36" w:customStyle="1">
     <w:name w:val="Heading 6 Char"/>
     <w:basedOn w:val="19"/>
     <w:link w:val="8"/>
@@ -5809,7 +5909,7 @@
       <w:color w:val="585858" w:themeColor="text1" w:themeTint="A6"/>
     </w:rPr>
   </w:style>
-  <w:style w:type="character" w:customStyle="1" w:styleId="37">
+  <w:style w:type="character" w:styleId="37" w:customStyle="1">
     <w:name w:val="Heading 7 Char"/>
     <w:basedOn w:val="19"/>
     <w:link w:val="9"/>
@@ -5820,7 +5920,7 @@
       <w:color w:val="585858" w:themeColor="text1" w:themeTint="A6"/>
     </w:rPr>
   </w:style>
-  <w:style w:type="character" w:customStyle="1" w:styleId="38">
+  <w:style w:type="character" w:styleId="38" w:customStyle="1">
     <w:name w:val="Heading 8 Char"/>
     <w:basedOn w:val="19"/>
     <w:link w:val="10"/>
@@ -5833,7 +5933,7 @@
       <w:color w:val="262626" w:themeColor="text1" w:themeTint="D8"/>
     </w:rPr>
   </w:style>
-  <w:style w:type="character" w:customStyle="1" w:styleId="39">
+  <w:style w:type="character" w:styleId="39" w:customStyle="1">
     <w:name w:val="Heading 9 Char"/>
     <w:basedOn w:val="19"/>
     <w:link w:val="11"/>
@@ -5844,7 +5944,7 @@
       <w:color w:val="262626" w:themeColor="text1" w:themeTint="D8"/>
     </w:rPr>
   </w:style>
-  <w:style w:type="paragraph" w:customStyle="1" w:styleId="40">
+  <w:style w:type="paragraph" w:styleId="40" w:customStyle="1">
     <w:name w:val="Footnote Block Text"/>
     <w:basedOn w:val="17"/>
     <w:next w:val="17"/>
@@ -5856,7 +5956,7 @@
       <w:ind w:left="480" w:right="480" w:firstLine="0"/>
     </w:pPr>
   </w:style>
-  <w:style w:type="table" w:customStyle="1" w:styleId="41">
+  <w:style w:type="table" w:styleId="41" w:customStyle="1">
     <w:name w:val="Table"/>
     <w:semiHidden/>
     <w:unhideWhenUsed/>
@@ -5879,7 +5979,7 @@
       </w:tcPr>
     </w:tblStylePr>
   </w:style>
-  <w:style w:type="paragraph" w:customStyle="1" w:styleId="42">
+  <w:style w:type="paragraph" w:styleId="42" w:customStyle="1">
     <w:name w:val="Definition Term"/>
     <w:basedOn w:val="1"/>
     <w:next w:val="43"/>
@@ -5894,13 +5994,13 @@
       <w:b/>
     </w:rPr>
   </w:style>
-  <w:style w:type="paragraph" w:customStyle="1" w:styleId="43">
+  <w:style w:type="paragraph" w:styleId="43" w:customStyle="1">
     <w:name w:val="Definition"/>
     <w:basedOn w:val="1"/>
     <w:qFormat/>
     <w:uiPriority w:val="0"/>
   </w:style>
-  <w:style w:type="paragraph" w:customStyle="1" w:styleId="44">
+  <w:style w:type="paragraph" w:styleId="44" w:customStyle="1">
     <w:name w:val="Table Caption"/>
     <w:basedOn w:val="12"/>
     <w:qFormat/>
@@ -5909,19 +6009,19 @@
       <w:keepNext/>
     </w:pPr>
   </w:style>
-  <w:style w:type="paragraph" w:customStyle="1" w:styleId="45">
+  <w:style w:type="paragraph" w:styleId="45" w:customStyle="1">
     <w:name w:val="Image Caption"/>
     <w:basedOn w:val="12"/>
     <w:qFormat/>
     <w:uiPriority w:val="0"/>
   </w:style>
-  <w:style w:type="paragraph" w:customStyle="1" w:styleId="46">
+  <w:style w:type="paragraph" w:styleId="46" w:customStyle="1">
     <w:name w:val="Figure"/>
     <w:basedOn w:val="1"/>
     <w:qFormat/>
     <w:uiPriority w:val="0"/>
   </w:style>
-  <w:style w:type="paragraph" w:customStyle="1" w:styleId="47">
+  <w:style w:type="paragraph" w:styleId="47" w:customStyle="1">
     <w:name w:val="Captioned Figure"/>
     <w:basedOn w:val="46"/>
     <w:qFormat/>
@@ -5930,7 +6030,7 @@
       <w:keepNext/>
     </w:pPr>
   </w:style>
-  <w:style w:type="character" w:customStyle="1" w:styleId="48">
+  <w:style w:type="character" w:styleId="48" w:customStyle="1">
     <w:name w:val="Verbatim Char"/>
     <w:basedOn w:val="21"/>
     <w:link w:val="49"/>
@@ -5941,7 +6041,7 @@
       <w:sz w:val="22"/>
     </w:rPr>
   </w:style>
-  <w:style w:type="paragraph" w:customStyle="1" w:styleId="49">
+  <w:style w:type="paragraph" w:styleId="49" w:customStyle="1">
     <w:name w:val="Source Code"/>
     <w:basedOn w:val="1"/>
     <w:link w:val="48"/>
@@ -5951,13 +6051,13 @@
       <w:wordWrap w:val="0"/>
     </w:pPr>
   </w:style>
-  <w:style w:type="character" w:customStyle="1" w:styleId="50">
+  <w:style w:type="character" w:styleId="50" w:customStyle="1">
     <w:name w:val="Section Number"/>
     <w:basedOn w:val="21"/>
     <w:qFormat/>
     <w:uiPriority w:val="0"/>
   </w:style>
-  <w:style w:type="paragraph" w:customStyle="1" w:styleId="51">
+  <w:style w:type="paragraph" w:styleId="51" w:customStyle="1">
     <w:name w:val="TOC Heading"/>
     <w:basedOn w:val="2"/>
     <w:next w:val="3"/>
@@ -5973,7 +6073,7 @@
       <w:color w:val="0F4761" w:themeColor="accent1" w:themeShade="BF"/>
     </w:rPr>
   </w:style>
-  <w:style w:type="character" w:customStyle="1" w:styleId="52">
+  <w:style w:type="character" w:styleId="52" w:customStyle="1">
     <w:name w:val="KeywordTok"/>
     <w:basedOn w:val="48"/>
     <w:qFormat/>
@@ -5983,7 +6083,7 @@
       <w:color w:val="007020"/>
     </w:rPr>
   </w:style>
-  <w:style w:type="character" w:customStyle="1" w:styleId="53">
+  <w:style w:type="character" w:styleId="53" w:customStyle="1">
     <w:name w:val="DataTypeTok"/>
     <w:basedOn w:val="48"/>
     <w:qFormat/>
@@ -5992,7 +6092,7 @@
       <w:color w:val="902000"/>
     </w:rPr>
   </w:style>
-  <w:style w:type="character" w:customStyle="1" w:styleId="54">
+  <w:style w:type="character" w:styleId="54" w:customStyle="1">
     <w:name w:val="DecValTok"/>
     <w:basedOn w:val="48"/>
     <w:qFormat/>
@@ -6001,7 +6101,7 @@
       <w:color w:val="40A070"/>
     </w:rPr>
   </w:style>
-  <w:style w:type="character" w:customStyle="1" w:styleId="55">
+  <w:style w:type="character" w:styleId="55" w:customStyle="1">
     <w:name w:val="BaseNTok"/>
     <w:basedOn w:val="48"/>
     <w:qFormat/>
@@ -6010,7 +6110,7 @@
       <w:color w:val="40A070"/>
     </w:rPr>
   </w:style>
-  <w:style w:type="character" w:customStyle="1" w:styleId="56">
+  <w:style w:type="character" w:styleId="56" w:customStyle="1">
     <w:name w:val="FloatTok"/>
     <w:basedOn w:val="48"/>
     <w:qFormat/>
@@ -6019,7 +6119,7 @@
       <w:color w:val="40A070"/>
     </w:rPr>
   </w:style>
-  <w:style w:type="character" w:customStyle="1" w:styleId="57">
+  <w:style w:type="character" w:styleId="57" w:customStyle="1">
     <w:name w:val="ConstantTok"/>
     <w:basedOn w:val="48"/>
     <w:qFormat/>
@@ -6028,7 +6128,7 @@
       <w:color w:val="880000"/>
     </w:rPr>
   </w:style>
-  <w:style w:type="character" w:customStyle="1" w:styleId="58">
+  <w:style w:type="character" w:styleId="58" w:customStyle="1">
     <w:name w:val="CharTok"/>
     <w:basedOn w:val="48"/>
     <w:qFormat/>
@@ -6037,7 +6137,7 @@
       <w:color w:val="4070A0"/>
     </w:rPr>
   </w:style>
-  <w:style w:type="character" w:customStyle="1" w:styleId="59">
+  <w:style w:type="character" w:styleId="59" w:customStyle="1">
     <w:name w:val="SpecialCharTok"/>
     <w:basedOn w:val="48"/>
     <w:qFormat/>
@@ -6046,7 +6146,7 @@
       <w:color w:val="4070A0"/>
     </w:rPr>
   </w:style>
-  <w:style w:type="character" w:customStyle="1" w:styleId="60">
+  <w:style w:type="character" w:styleId="60" w:customStyle="1">
     <w:name w:val="StringTok"/>
     <w:basedOn w:val="48"/>
     <w:qFormat/>
@@ -6055,7 +6155,7 @@
       <w:color w:val="4070A0"/>
     </w:rPr>
   </w:style>
-  <w:style w:type="character" w:customStyle="1" w:styleId="61">
+  <w:style w:type="character" w:styleId="61" w:customStyle="1">
     <w:name w:val="VerbatimStringTok"/>
     <w:basedOn w:val="48"/>
     <w:qFormat/>
@@ -6064,7 +6164,7 @@
       <w:color w:val="4070A0"/>
     </w:rPr>
   </w:style>
-  <w:style w:type="character" w:customStyle="1" w:styleId="62">
+  <w:style w:type="character" w:styleId="62" w:customStyle="1">
     <w:name w:val="SpecialStringTok"/>
     <w:basedOn w:val="48"/>
     <w:qFormat/>
@@ -6073,7 +6173,7 @@
       <w:color w:val="BB6688"/>
     </w:rPr>
   </w:style>
-  <w:style w:type="character" w:customStyle="1" w:styleId="63">
+  <w:style w:type="character" w:styleId="63" w:customStyle="1">
     <w:name w:val="ImportTok"/>
     <w:basedOn w:val="48"/>
     <w:qFormat/>
@@ -6083,7 +6183,7 @@
       <w:color w:val="008000"/>
     </w:rPr>
   </w:style>
-  <w:style w:type="character" w:customStyle="1" w:styleId="64">
+  <w:style w:type="character" w:styleId="64" w:customStyle="1">
     <w:name w:val="CommentTok"/>
     <w:basedOn w:val="48"/>
     <w:qFormat/>
@@ -6093,7 +6193,7 @@
       <w:color w:val="60A0B0"/>
     </w:rPr>
   </w:style>
-  <w:style w:type="character" w:customStyle="1" w:styleId="65">
+  <w:style w:type="character" w:styleId="65" w:customStyle="1">
     <w:name w:val="DocumentationTok"/>
     <w:basedOn w:val="48"/>
     <w:qFormat/>
@@ -6103,7 +6203,7 @@
       <w:color w:val="BA2121"/>
     </w:rPr>
   </w:style>
-  <w:style w:type="character" w:customStyle="1" w:styleId="66">
+  <w:style w:type="character" w:styleId="66" w:customStyle="1">
     <w:name w:val="AnnotationTok"/>
     <w:basedOn w:val="48"/>
     <w:qFormat/>
@@ -6114,7 +6214,7 @@
       <w:color w:val="60A0B0"/>
     </w:rPr>
   </w:style>
-  <w:style w:type="character" w:customStyle="1" w:styleId="67">
+  <w:style w:type="character" w:styleId="67" w:customStyle="1">
     <w:name w:val="CommentVarTok"/>
     <w:basedOn w:val="48"/>
     <w:qFormat/>
@@ -6125,7 +6225,7 @@
       <w:color w:val="60A0B0"/>
     </w:rPr>
   </w:style>
-  <w:style w:type="character" w:customStyle="1" w:styleId="68">
+  <w:style w:type="character" w:styleId="68" w:customStyle="1">
     <w:name w:val="OtherTok"/>
     <w:basedOn w:val="48"/>
     <w:qFormat/>
@@ -6134,7 +6234,7 @@
       <w:color w:val="007020"/>
     </w:rPr>
   </w:style>
-  <w:style w:type="character" w:customStyle="1" w:styleId="69">
+  <w:style w:type="character" w:styleId="69" w:customStyle="1">
     <w:name w:val="FunctionTok"/>
     <w:basedOn w:val="48"/>
     <w:qFormat/>
@@ -6143,7 +6243,7 @@
       <w:color w:val="06287E"/>
     </w:rPr>
   </w:style>
-  <w:style w:type="character" w:customStyle="1" w:styleId="70">
+  <w:style w:type="character" w:styleId="70" w:customStyle="1">
     <w:name w:val="VariableTok"/>
     <w:basedOn w:val="48"/>
     <w:qFormat/>
@@ -6152,7 +6252,7 @@
       <w:color w:val="19177C"/>
     </w:rPr>
   </w:style>
-  <w:style w:type="character" w:customStyle="1" w:styleId="71">
+  <w:style w:type="character" w:styleId="71" w:customStyle="1">
     <w:name w:val="ControlFlowTok"/>
     <w:basedOn w:val="48"/>
     <w:qFormat/>
@@ -6162,7 +6262,7 @@
       <w:color w:val="007020"/>
     </w:rPr>
   </w:style>
-  <w:style w:type="character" w:customStyle="1" w:styleId="72">
+  <w:style w:type="character" w:styleId="72" w:customStyle="1">
     <w:name w:val="OperatorTok"/>
     <w:basedOn w:val="48"/>
     <w:qFormat/>
@@ -6171,7 +6271,7 @@
       <w:color w:val="666666"/>
     </w:rPr>
   </w:style>
-  <w:style w:type="character" w:customStyle="1" w:styleId="73">
+  <w:style w:type="character" w:styleId="73" w:customStyle="1">
     <w:name w:val="BuiltInTok"/>
     <w:basedOn w:val="48"/>
     <w:qFormat/>
@@ -6180,13 +6280,13 @@
       <w:color w:val="008000"/>
     </w:rPr>
   </w:style>
-  <w:style w:type="character" w:customStyle="1" w:styleId="74">
+  <w:style w:type="character" w:styleId="74" w:customStyle="1">
     <w:name w:val="ExtensionTok"/>
     <w:basedOn w:val="48"/>
     <w:qFormat/>
     <w:uiPriority w:val="0"/>
   </w:style>
-  <w:style w:type="character" w:customStyle="1" w:styleId="75">
+  <w:style w:type="character" w:styleId="75" w:customStyle="1">
     <w:name w:val="PreprocessorTok"/>
     <w:basedOn w:val="48"/>
     <w:qFormat/>
@@ -6195,7 +6295,7 @@
       <w:color w:val="BC7A00"/>
     </w:rPr>
   </w:style>
-  <w:style w:type="character" w:customStyle="1" w:styleId="76">
+  <w:style w:type="character" w:styleId="76" w:customStyle="1">
     <w:name w:val="AttributeTok"/>
     <w:basedOn w:val="48"/>
     <w:qFormat/>
@@ -6204,13 +6304,13 @@
       <w:color w:val="7D9029"/>
     </w:rPr>
   </w:style>
-  <w:style w:type="character" w:customStyle="1" w:styleId="77">
+  <w:style w:type="character" w:styleId="77" w:customStyle="1">
     <w:name w:val="RegionMarkerTok"/>
     <w:basedOn w:val="48"/>
     <w:qFormat/>
     <w:uiPriority w:val="0"/>
   </w:style>
-  <w:style w:type="character" w:customStyle="1" w:styleId="78">
+  <w:style w:type="character" w:styleId="78" w:customStyle="1">
     <w:name w:val="InformationTok"/>
     <w:basedOn w:val="48"/>
     <w:qFormat/>
@@ -6221,7 +6321,7 @@
       <w:color w:val="60A0B0"/>
     </w:rPr>
   </w:style>
-  <w:style w:type="character" w:customStyle="1" w:styleId="79">
+  <w:style w:type="character" w:styleId="79" w:customStyle="1">
     <w:name w:val="WarningTok"/>
     <w:basedOn w:val="48"/>
     <w:qFormat/>
@@ -6232,7 +6332,7 @@
       <w:color w:val="60A0B0"/>
     </w:rPr>
   </w:style>
-  <w:style w:type="character" w:customStyle="1" w:styleId="80">
+  <w:style w:type="character" w:styleId="80" w:customStyle="1">
     <w:name w:val="AlertTok"/>
     <w:basedOn w:val="48"/>
     <w:qFormat/>
@@ -6242,7 +6342,7 @@
       <w:color w:val="FF0000"/>
     </w:rPr>
   </w:style>
-  <w:style w:type="character" w:customStyle="1" w:styleId="81">
+  <w:style w:type="character" w:styleId="81" w:customStyle="1">
     <w:name w:val="ErrorTok"/>
     <w:basedOn w:val="48"/>
     <w:qFormat/>
@@ -6252,7 +6352,7 @@
       <w:color w:val="FF0000"/>
     </w:rPr>
   </w:style>
-  <w:style w:type="character" w:customStyle="1" w:styleId="82">
+  <w:style w:type="character" w:styleId="82" w:customStyle="1">
     <w:name w:val="NormalTok"/>
     <w:basedOn w:val="48"/>
     <w:qFormat/>
